--- a/Thyroid_TCM/add.docking/output/2024.12.21v2_docking_updated.docx
+++ b/Thyroid_TCM/add.docking/output/2024.12.21v2_docking_updated.docx
@@ -270,115 +270,202 @@
     </w:p>
     <w:p>
       <w:pPr>
+        <w:spacing w:line="360" w:lineRule="auto"/>
         <w:rPr>
           <w:b/>
         </w:rPr>
       </w:pPr>
       <w:r>
         <w:rPr>
+          <w:rFonts w:ascii="Times New Roman" w:hAnsi="Times New Roman" w:eastAsia="Times New Roman"/>
+          <w:b w:val="0"/>
+          <w:color w:val="FF69B4"/>
+          <w:sz w:val="22"/>
+        </w:rPr>
+        <w:t>Purpose: This study aims to use network pharmacology to compare the active components, key targets, mechanisms of action, and related pathways of three classic traditional Chinese medicine (TCM) formulations—Xiao Ying Tang (XYT), Zhe Bei Mu (ZBM), and Xia Ku Cao (XKC)—in the treatment of thyroid cancer.</w:t>
+      </w:r>
+    </w:p>
+    <w:p>
+      <w:pPr>
+        <w:spacing w:line="360" w:lineRule="auto"/>
+      </w:pPr>
+      <w:r>
+        <w:rPr>
+          <w:rFonts w:ascii="Times New Roman" w:hAnsi="Times New Roman" w:eastAsia="Times New Roman"/>
+          <w:b w:val="0"/>
+          <w:color w:val="FF69B4"/>
+          <w:sz w:val="22"/>
+        </w:rPr>
+        <w:t>Methods: We employed network pharmacology and molecular docking to identify the most therapeutically effective active components and analyze their mechanisms of action.</w:t>
+      </w:r>
+    </w:p>
+    <w:p>
+      <w:pPr>
+        <w:spacing w:line="360" w:lineRule="auto"/>
+        <w:rPr>
+          <w:bCs/>
+        </w:rPr>
+      </w:pPr>
+      <w:r>
+        <w:rPr>
+          <w:rFonts w:ascii="Times New Roman" w:hAnsi="Times New Roman" w:eastAsia="Times New Roman"/>
+          <w:b w:val="0"/>
+          <w:color w:val="FF69B4"/>
+          <w:sz w:val="22"/>
+        </w:rPr>
+        <w:t>Results: ZBM had the fewest action targets (78 targets, 1%), followed by XKC (842 targets, 6%), while XYT had the most (1595 targets, 12%). Gene Ontology analysis indicated that XYT and XKC share similarities in biological processes, molecular functions, and cellular components, particularly in voltage-gated calcium channel complexes. These genes play roles in angiogenesis, calcium homeostasis, steroid hormone responses, and oxidative stress responses. Elevated reactive oxygen species (ROS) are linked to thyroid cancer development because oxidative stress causes DNA damage and genomic instability. In addition, transient receptor potential canonical (TRPC) channels were found to contribute significantly to cancer cell growth. The enriched pathways associated with XYT and XKC included immune response, signal transduction, and apoptosis.</w:t>
+      </w:r>
+    </w:p>
+    <w:p>
+      <w:pPr>
+        <w:spacing w:line="360" w:lineRule="auto"/>
+        <w:rPr>
+          <w:bCs/>
+          <w:lang w:eastAsia="zh-CN"/>
+        </w:rPr>
+      </w:pPr>
+      <w:r>
+        <w:rPr>
+          <w:rFonts w:ascii="Times New Roman" w:hAnsi="Times New Roman" w:eastAsia="Times New Roman"/>
+          <w:b w:val="0"/>
+          <w:color w:val="FF69B4"/>
+          <w:sz w:val="22"/>
+        </w:rPr>
+        <w:t>Conclusion: This study highlights the potential of Xiao Ying Tang (XYT) in the treatment of thyroid cancer because of its strong binding affinities and interactions with key target proteins. Among the three formulations examined, XYT showed the highest gene enrichment and binding affinity, suggesting a notable therapeutic effect. The integration of network pharmacology and molecular docking provides useful insights into the mechanisms of traditional Chinese medicine in thyroid cancer treatment and may guide future research.</w:t>
+      </w:r>
+    </w:p>
+    <w:p>
+      <w:pPr>
+        <w:pStyle w:val="7"/>
+      </w:pPr>
+      <w:r>
+        <w:rPr>
           <w:b/>
         </w:rPr>
-        <w:t>Purpose:</w:t>
-      </w:r>
-      <w:r>
-        <w:rPr>
-          <w:rFonts w:ascii="Segoe UI" w:hAnsi="Segoe UI" w:cs="Segoe UI"/>
-        </w:rPr>
-        <w:t xml:space="preserve"> </w:t>
-      </w:r>
-      <w:r>
-        <w:t>This study aims to utilize network pharmacology to compare the active components, key targets, mechanisms of action, and related pathways of three classic traditional Chinese medicine (TCM) formulations—Xiao Ying Tang (XYT), Zhe Bei Mu (ZBM), and Xia Ku Cao (XKC)—in the treatment of thyroid cancer</w:t>
-      </w:r>
-      <w:r>
-        <w:rPr>
-          <w:rFonts w:hint="eastAsia"/>
-          <w:lang w:eastAsia="zh-CN"/>
-        </w:rPr>
-        <w:t>s</w:t>
+        <w:t>Keywords:</w:t>
+      </w:r>
+      <w:r>
+        <w:t xml:space="preserve"> Thyroid cancer, Traditional Chinese Medicine, Molecular docking, Gene ontology, KEGG pathways</w:t>
+      </w:r>
+    </w:p>
+    <w:p>
+      <w:pPr>
+        <w:pStyle w:val="2"/>
+      </w:pPr>
+      <w:r>
+        <w:t>Introduction</w:t>
+      </w:r>
+    </w:p>
+    <w:p>
+      <w:pPr>
+        <w:pStyle w:val="7"/>
+      </w:pPr>
+      <w:r>
+        <w:t xml:space="preserve">Thyroid cancer is a malignant tumor that develops from the thyroid gland's follicular epithelium or parafollicular cells. It is the most common cancer in the head and neck region. In recent years, the incidence of thyroid cancer has rapidly increased, surpassing that of other malignant tumors, and it has now become the eighth most prevalent cancer globally </w:t>
+      </w:r>
+      <w:r>
+        <w:rPr>
+          <w:vertAlign w:val="superscript"/>
+        </w:rPr>
+        <w:t>[1]</w:t>
       </w:r>
       <w:r>
         <w:t>.</w:t>
       </w:r>
     </w:p>
     <w:p>
-      <w:r>
-        <w:rPr>
-          <w:b/>
-        </w:rPr>
-        <w:t>Patients and methods:</w:t>
-      </w:r>
-      <w:r>
-        <w:t xml:space="preserve">  We employed molecular docking and 3CLpro activity assays to identify the most therapeutically effective active components and analyze their mechanisms of action.</w:t>
-      </w:r>
-    </w:p>
-    <w:p>
-      <w:pPr>
-        <w:rPr>
-          <w:bCs/>
-        </w:rPr>
-      </w:pPr>
-      <w:r>
-        <w:rPr>
-          <w:b/>
-        </w:rPr>
-        <w:t>Results:</w:t>
-      </w:r>
-      <w:r>
-        <w:rPr>
-          <w:rFonts w:ascii="宋体" w:hAnsi="宋体" w:eastAsia="宋体" w:cs="宋体"/>
-          <w:sz w:val="24"/>
-          <w:lang w:eastAsia="zh-CN"/>
-        </w:rPr>
-        <w:t xml:space="preserve"> </w:t>
-      </w:r>
-      <w:r>
-        <w:rPr>
-          <w:bCs/>
-        </w:rPr>
-        <w:t>According to the study, ZBM (78 targets, 1%), XKC (842 targets, 6%), and XYT (1595 targets, 12%) were ranked from little to numerous action targets. XYT and XKC are comparable in biological processes, molecular activities, and cellular components, according to gene ontology study, especially when it comes to voltage-gated calcium channel complexes. These genes are essential for angiogenesis, calcium homeostasis, steroid hormone responses, and oxidative stress responses. Because oxidative stress causes DNA damage and genomic instability, elevated reactive oxygen species (ROS) are linked to the development of thyroid cancer. Furthermore, it was shown that transient receptor potential canonical (TRPC) channels significantly contribute to the growth of cancer cells. The immune response, signal transduction, and apoptotic pathways are among the enriched pathways linked to XYT and XKC. The anti-apoptotic gene is noteworthy.</w:t>
-      </w:r>
-    </w:p>
-    <w:p>
-      <w:pPr>
-        <w:rPr>
-          <w:bCs/>
-          <w:lang w:eastAsia="zh-CN"/>
-        </w:rPr>
-      </w:pPr>
-      <w:r>
-        <w:rPr>
-          <w:b/>
-        </w:rPr>
-        <w:t>Conclusion:</w:t>
-      </w:r>
-      <w:r>
-        <w:rPr>
-          <w:rFonts w:ascii="宋体" w:hAnsi="宋体" w:eastAsia="宋体" w:cs="宋体"/>
-          <w:bCs/>
-          <w:sz w:val="24"/>
-          <w:lang w:eastAsia="zh-CN"/>
-        </w:rPr>
-        <w:t xml:space="preserve"> </w:t>
-      </w:r>
-      <w:r>
-        <w:rPr>
-          <w:bCs/>
-        </w:rPr>
-        <w:t>Because of its great binding affinities and interactions with important target proteins, this study highlights the potential of Xiao Ying Tang (XYT) in the treatment of thyroid cancers. Among the formulations examined, XYT had the greatest gene enrichment and binding affinity, indicating a noteworthy therapeutic effect. Future research initiatives are made possible by the combination of network pharmacology and molecular docking, which offers important insights into the mechanisms of traditional Chinese medicine in the treatment of thyroid cancer.</w:t>
-      </w:r>
-    </w:p>
-    <w:p>
-      <w:pPr>
-        <w:pStyle w:val="7"/>
-      </w:pPr>
-      <w:r>
-        <w:rPr>
-          <w:b/>
-        </w:rPr>
-        <w:t>Keywords:</w:t>
-      </w:r>
-      <w:r>
-        <w:t xml:space="preserve"> Thyroid cancer, Traditional Chinese Medicine, Molecular docking, Gene ontology, KEGG pathways</w:t>
+      <w:pPr>
+        <w:pStyle w:val="7"/>
+        <w:spacing w:line="360" w:lineRule="auto"/>
+      </w:pPr>
+      <w:r>
+        <w:rPr>
+          <w:rFonts w:ascii="Times New Roman" w:hAnsi="Times New Roman" w:eastAsia="Times New Roman"/>
+          <w:b w:val="0"/>
+          <w:color w:val="FF69B4"/>
+          <w:sz w:val="22"/>
+        </w:rPr>
+        <w:t>According to data from China's National Cancer Center, thyroid cancer ranked seventh among all malignant tumors in terms of incidence in 2015, and fourth among female malignant tumors. Overall, the prognosis for thyroid cancer in China is relatively good, with a five-year survival rate of 84.3%. However, this is still far below the rate in developed nations such as the United States, where the five-year survival rate is reported to be 98% [2].</w:t>
+      </w:r>
+    </w:p>
+    <w:p>
+      <w:pPr>
+        <w:pStyle w:val="7"/>
+        <w:spacing w:line="360" w:lineRule="auto"/>
+        <w:rPr>
+          <w:lang w:eastAsia="zh-CN"/>
+        </w:rPr>
+      </w:pPr>
+      <w:r>
+        <w:rPr>
+          <w:rFonts w:ascii="Times New Roman" w:hAnsi="Times New Roman" w:eastAsia="Times New Roman"/>
+          <w:b w:val="0"/>
+          <w:color w:val="FF69B4"/>
+          <w:sz w:val="22"/>
+        </w:rPr>
+        <w:t>Currently, Western medicine lacks a perfect curative therapy. The primary treatment strategy is surgical excision of the thyroid gland combined with radioactive iodine therapy or lifelong thyroid hormone replacement medication to control symptoms [3]. Nevertheless, long-term medication can cause side effects that produce considerable discomfort for patients, who also face risks of persistent or recurrent cancer along with local and distant metastases [4-5]. Even molecular targeted drugs such as Dabrafenib, Trametinib, Selpercatinib, and Pralsetinib have limited practical use because of their high cost and uncertain long-term effectiveness [6-9]. Therefore, it is essential to actively pursue effective treatments for thyroid cancer and investigate the underlying regulatory mechanisms.</w:t>
+      </w:r>
+    </w:p>
+    <w:p>
+      <w:pPr>
+        <w:pStyle w:val="7"/>
+      </w:pPr>
+      <w:r>
+        <w:t>Traditional Chinese medicine (TCM) provides unique experiences and treatments for thyroid cancers. Over the last fifteen years, researchers have used a TCM legacy assistance platform to conduct statistical analyses on clinical effectiveness observations related to TCM in the prevention and treatment of thyroid illnesses. By classifying 131 recorded TCM prescriptions by frequency, a total of 163 herbal medications were discovered. Xia Ku Cao (Prunella vulgaris) and Zhe Bei Mu (Fritillaria thunbergia) were the two most often utilized herbs, with 116 and 108 occurrences respectively</w:t>
+      </w:r>
+      <w:r>
+        <w:rPr>
+          <w:vertAlign w:val="superscript"/>
+        </w:rPr>
+        <w:t xml:space="preserve"> [10]</w:t>
+      </w:r>
+      <w:r>
+        <w:t>.</w:t>
+      </w:r>
+    </w:p>
+    <w:p>
+      <w:pPr>
+        <w:pStyle w:val="7"/>
+        <w:spacing w:line="360" w:lineRule="auto"/>
+      </w:pPr>
+      <w:r>
+        <w:rPr>
+          <w:rFonts w:ascii="Times New Roman" w:hAnsi="Times New Roman" w:eastAsia="Times New Roman"/>
+          <w:b w:val="0"/>
+          <w:color w:val="FF69B4"/>
+          <w:sz w:val="22"/>
+        </w:rPr>
+        <w:t>Xia Ku Cao has been shown to exert bidirectional regulatory effects on the immune system; its aqueous extract affects NF-κB and MAP kinase activity and stimulates macrophage activity [11]. Modern pharmacological studies have confirmed that Zhe Bei Mu contains various alkaloids, saponins, flavonoids, and polysaccharides with effects including phlegm elimination, cough relief, anti-inflammatory activity, pain relief, and anti-tumor activity, as well as the ability to reverse tumor resistance [12]. Network pharmacology analyses of Zhe Bei Mu have identified 2,357 disease-related targets and 96 core targets linked to thyroid cancer, including key genes such as NPM1, HSPA5, and HDAC5 [13].</w:t>
+      </w:r>
+    </w:p>
+    <w:p>
+      <w:pPr>
+        <w:pStyle w:val="7"/>
+        <w:spacing w:line="360" w:lineRule="auto"/>
+      </w:pPr>
+      <w:r>
+        <w:rPr>
+          <w:rFonts w:ascii="Times New Roman" w:hAnsi="Times New Roman" w:eastAsia="Times New Roman"/>
+          <w:b w:val="0"/>
+          <w:color w:val="FF69B4"/>
+          <w:sz w:val="22"/>
+        </w:rPr>
+        <w:t>Researchers have conducted network pharmacology and molecular docking studies on Zhe Bei Mu and Xia Ku Cao, identifying 108 targets related to the treatment of thyroid nodules. Overlapping targets such as AKT1, tumor protein p53 (TP53), and mitogen-activated protein kinase 1 (MAPK1) were identified as core targets. Both herbs may treat thyroid cancer through multiple components, multiple targets, and multiple pathways [14].</w:t>
+      </w:r>
+    </w:p>
+    <w:p>
+      <w:pPr>
+        <w:pStyle w:val="7"/>
+        <w:spacing w:line="360" w:lineRule="auto"/>
+      </w:pPr>
+      <w:r>
+        <w:rPr>
+          <w:rFonts w:ascii="Times New Roman" w:hAnsi="Times New Roman" w:eastAsia="Times New Roman"/>
+          <w:b w:val="0"/>
+          <w:color w:val="FF69B4"/>
+          <w:sz w:val="22"/>
+        </w:rPr>
+        <w:t>The Xiao Ying Tang formula, developed by renowned TCM expert Professor Xu Zhuyin, consists of Chai Hu, Yu Jin, Hou Po, Ban Xia, Dang Gui, Huang Qi, Bai Zhu, Cang Zhu, Ban Zhi Lian, Mao Zhua Cao, and Xia Ku Cao. Clinical applications by Pu Chunli have demonstrated that this formula significantly alleviates neck discomfort in patients while reducing the volume and maximum diameter of thyroid nodules [15]. Furthermore, Meng Dali's clinical trials found that this formula can lower thyroid autoantibody levels while regulating CD4+ and CD8+ ratios to improve immune dysregulation [16]. Experimental studies have confirmed that this formula significantly inhibits follicular thyroid carcinoma by downregulating the HIF-1α/VEGF signaling pathway to suppress angiogenesis [17].</w:t>
       </w:r>
     </w:p>
     <w:p>
@@ -386,369 +473,56 @@
         <w:pStyle w:val="2"/>
       </w:pPr>
       <w:r>
-        <w:t>Introduction</w:t>
-      </w:r>
-    </w:p>
-    <w:p>
-      <w:pPr>
-        <w:pStyle w:val="7"/>
-      </w:pPr>
-      <w:r>
-        <w:t xml:space="preserve">Thyroid cancer is a malignant tumor that develops from the thyroid gland's follicular epithelium or parafollicular cells. It is the most common cancer in the head and neck region. In recent years, the incidence of thyroid cancer has rapidly increased, surpassing that of other malignant tumors, and it has now become the eighth most prevalent cancer globally </w:t>
-      </w:r>
-      <w:r>
-        <w:rPr>
-          <w:vertAlign w:val="superscript"/>
-        </w:rPr>
-        <w:t>[1]</w:t>
-      </w:r>
-      <w:r>
-        <w:t>.</w:t>
-      </w:r>
-    </w:p>
-    <w:p>
-      <w:pPr>
-        <w:pStyle w:val="7"/>
-      </w:pPr>
-      <w:r>
-        <w:t>According to data from China's National Cancer Center, thyroid cancer ranked seventh among all malignant tumors in terms of incidence in 2015, and fourth among female malignant tumors. Overall, the prognosis for thyroid cancer in China is good, with a five-year survival rate of 84.3%. However, there is still a huge discrepancy compared to industrialized nations like the United States, where the five-year survival rate is stated to be 98%</w:t>
-      </w:r>
-      <w:r>
-        <w:rPr>
-          <w:rFonts w:hint="eastAsia"/>
-          <w:vertAlign w:val="superscript"/>
-          <w:lang w:eastAsia="zh-CN"/>
-        </w:rPr>
-        <w:t xml:space="preserve"> </w:t>
-      </w:r>
-      <w:r>
-        <w:rPr>
-          <w:vertAlign w:val="superscript"/>
-        </w:rPr>
-        <w:t>[2]</w:t>
-      </w:r>
-      <w:r>
-        <w:t>.</w:t>
-      </w:r>
-    </w:p>
-    <w:p>
-      <w:pPr>
-        <w:pStyle w:val="7"/>
-        <w:rPr>
-          <w:lang w:eastAsia="zh-CN"/>
-        </w:rPr>
-      </w:pPr>
-      <w:r>
-        <w:t xml:space="preserve">Currently, Western medicine lacks perfect curative therapy. The primary treatment strategy is surgical excision of the thyroid gland coupled with radioactive iodine therapy or lifetime prescription of thyroid hormone replacement drugs to control symptoms </w:t>
-      </w:r>
-      <w:r>
-        <w:rPr>
-          <w:vertAlign w:val="superscript"/>
-        </w:rPr>
-        <w:t>[3]</w:t>
-      </w:r>
-      <w:r>
-        <w:t>. Nevertheless, long-term medication can lead to side effects that cause considerable discomfort for patients, who also face risks of persistent or recurrent cancer along with local and distant metastases</w:t>
-      </w:r>
-      <w:r>
-        <w:rPr>
-          <w:vertAlign w:val="superscript"/>
-        </w:rPr>
-        <w:t xml:space="preserve"> [4</w:t>
-      </w:r>
-      <w:r>
-        <w:rPr>
-          <w:rFonts w:hint="eastAsia"/>
-          <w:vertAlign w:val="superscript"/>
-          <w:lang w:eastAsia="zh-CN"/>
-        </w:rPr>
-        <w:t>-</w:t>
-      </w:r>
-      <w:r>
-        <w:rPr>
-          <w:vertAlign w:val="superscript"/>
-        </w:rPr>
-        <w:t>5]</w:t>
-      </w:r>
-      <w:r>
-        <w:t>. Even molecular targeted medicines like Dabrafenib, Trametinib, Selpercatinib, and Pralsetinib have limited practical use due to their exorbitant prices and dubious long-term effectiveness</w:t>
-      </w:r>
-      <w:r>
-        <w:rPr>
-          <w:vertAlign w:val="superscript"/>
-        </w:rPr>
-        <w:t xml:space="preserve"> [</w:t>
-      </w:r>
-      <w:r>
-        <w:rPr>
-          <w:rFonts w:hint="eastAsia"/>
-          <w:vertAlign w:val="superscript"/>
-          <w:lang w:eastAsia="zh-CN"/>
-        </w:rPr>
-        <w:t>6-9</w:t>
-      </w:r>
-      <w:r>
-        <w:rPr>
-          <w:vertAlign w:val="superscript"/>
-        </w:rPr>
-        <w:t>]</w:t>
-      </w:r>
-      <w:r>
-        <w:t>. As a result, it is critical to aggressively pursue effective treatments for thyroid cancers and perform research on relevant regulatory processes.</w:t>
-      </w:r>
-    </w:p>
-    <w:p>
-      <w:pPr>
-        <w:pStyle w:val="7"/>
-      </w:pPr>
-      <w:r>
-        <w:t>Traditional Chinese medicine (TCM) provides unique experiences and treatments for thyroid cancers. Over the last fifteen years, researchers have used a TCM legacy assistance platform to conduct statistical analyses on clinical effectiveness observations related to TCM in the prevention and treatment of thyroid illnesses. By classifying 131 recorded TCM prescriptions by frequency, a total of 163 herbal medications were discovered. Xia Ku Cao (Prunella vulgaris) and Zhe Bei Mu (Fritillaria thunbergia) were the two most often utilized herbs, with 116 and 108 occurrences respectively</w:t>
-      </w:r>
-      <w:r>
-        <w:rPr>
-          <w:vertAlign w:val="superscript"/>
-        </w:rPr>
-        <w:t xml:space="preserve"> [10]</w:t>
-      </w:r>
-      <w:r>
-        <w:t>.</w:t>
-      </w:r>
-    </w:p>
-    <w:p>
-      <w:pPr>
-        <w:pStyle w:val="7"/>
-      </w:pPr>
-      <w:r>
-        <w:t xml:space="preserve">Xia Ku Cao has been demonstrated to have a bidirectional regulatory influence on the immune system; its aqueous extract affects NF-kB and MAP kinase activity, stimulating macrophage activity </w:t>
-      </w:r>
-      <w:r>
-        <w:rPr>
-          <w:vertAlign w:val="superscript"/>
-        </w:rPr>
-        <w:t>[11]</w:t>
-      </w:r>
-      <w:r>
-        <w:t>. Modern pharmacological studies have confirmed that Zhe Bei Mu contains a variety of alkaloids, saponins, flavonoids, and polysaccharides that have effects such as phlegm</w:t>
-      </w:r>
-      <w:r>
-        <w:rPr>
-          <w:rFonts w:hint="eastAsia"/>
-          <w:lang w:eastAsia="zh-CN"/>
-        </w:rPr>
-        <w:t xml:space="preserve"> </w:t>
-      </w:r>
-      <w:r>
-        <w:t>elimination, cough relief, anti-inflammatory properties, pain relief, and anti-tumor effects, as well as the ability to reverse tumor resistance</w:t>
-      </w:r>
-      <w:r>
-        <w:rPr>
-          <w:vertAlign w:val="superscript"/>
-        </w:rPr>
-        <w:t xml:space="preserve"> [12]</w:t>
-      </w:r>
-      <w:r>
-        <w:t>. Studies have shown that Zhe Bei Mu's network pharmacology analysis exposes its intervention mechanisms in thyroid cancer by identifying 2,357 disease-related targets and 96 core targets linked with thyroid cancer, including important genes such as NPM1, HSPA5, and HDAC5</w:t>
-      </w:r>
-      <w:r>
-        <w:rPr>
-          <w:vertAlign w:val="superscript"/>
-        </w:rPr>
-        <w:t>[13]</w:t>
-      </w:r>
-      <w:r>
-        <w:t xml:space="preserve">. </w:t>
-      </w:r>
-    </w:p>
-    <w:p>
-      <w:pPr>
-        <w:pStyle w:val="7"/>
-      </w:pPr>
-      <w:r>
-        <w:t xml:space="preserve">Researchers have conducted network pharmacology and molecular docking studies on Zhe Bei Mu and Xia Ku Cao, identifying 108 targets related to treating thyroid nodules with overlapping targets such as AKT1, tumor protein P53 (TP53), and mitogen-activated protein kinase 1 (MAPK1) identified as core targets. Both herbs can treat thyroid cancer through multiple components, multiple targets, and multiple pathways </w:t>
-      </w:r>
-      <w:r>
-        <w:rPr>
-          <w:vertAlign w:val="superscript"/>
-        </w:rPr>
-        <w:t>[14]</w:t>
-      </w:r>
-      <w:r>
-        <w:t>.</w:t>
-      </w:r>
-    </w:p>
-    <w:p>
-      <w:pPr>
-        <w:pStyle w:val="7"/>
-      </w:pPr>
-      <w:r>
-        <w:t>The Xiao Ying Fang, formulated by renowned TCM expert Professor Xu Zhuyin, consists of Chai Hu, Yu Jin, Hou Po, Ban Xia, Dang Gui, Huang Qi, Bai Zhu, Cang Zhu, Ban Zhi Lian, Mao Zhua Cao, and Xia Ku Cao. Clinical applications by Pu Chun li have demonstrated that this formula significantly alleviates neck discomfort in patients while reducing the volume and maximum diameter of thyroid cancer</w:t>
-      </w:r>
-      <w:r>
-        <w:rPr>
-          <w:vertAlign w:val="superscript"/>
-        </w:rPr>
-        <w:t xml:space="preserve"> [15]</w:t>
-      </w:r>
-      <w:r>
-        <w:t xml:space="preserve">. Furthermore, Meng Dali’s clinical trials found that this formula can lower levels of thyroid autoantibodies while regulating CD4+ and CD8+ ratios to improve immune dysregulation </w:t>
-      </w:r>
-      <w:r>
-        <w:rPr>
-          <w:vertAlign w:val="superscript"/>
-        </w:rPr>
-        <w:t>[16]</w:t>
-      </w:r>
-      <w:r>
-        <w:t xml:space="preserve">. Experimental studies have confirmed that this formula significantly inhibits follicular thyroid carcinoma by downregulating the HIF-1α/VEGF signaling pathway to suppress angiogenesis </w:t>
-      </w:r>
-      <w:r>
-        <w:rPr>
-          <w:vertAlign w:val="superscript"/>
-        </w:rPr>
-        <w:t>[17]</w:t>
-      </w:r>
-      <w:r>
-        <w:t>.</w:t>
-      </w:r>
-    </w:p>
-    <w:p>
-      <w:pPr>
-        <w:pStyle w:val="2"/>
-      </w:pPr>
-      <w:r>
         <w:t>Material and methods</w:t>
       </w:r>
     </w:p>
     <w:p>
       <w:pPr>
         <w:pStyle w:val="7"/>
-      </w:pPr>
-      <w:r>
-        <w:t xml:space="preserve">Metabolite data for Fritillaria thunbergia (ZBM), Prunella vulgaris (XKC), and the Xiao Ying Tang formula (XYT) were obtained from the Traditional Chinese Medicine Systems Pharmacology (TCMSP) database </w:t>
-      </w:r>
-      <w:r>
-        <w:rPr>
-          <w:vertAlign w:val="superscript"/>
-        </w:rPr>
-        <w:t>[18]</w:t>
-      </w:r>
-      <w:r>
-        <w:t>. The chemical identifiers (CIDs) for these metabolites were obtained from PubChem</w:t>
-      </w:r>
-      <w:r>
-        <w:rPr>
-          <w:vertAlign w:val="superscript"/>
-        </w:rPr>
-        <w:t xml:space="preserve"> [19]</w:t>
-      </w:r>
-      <w:r>
-        <w:t xml:space="preserve">. Using these CIDs, gene information for the metabolites was gathered from the Meta Bat, Binding DB, and Guide to Pharmacology databases </w:t>
-      </w:r>
-      <w:r>
-        <w:rPr>
-          <w:vertAlign w:val="superscript"/>
-        </w:rPr>
-        <w:t>[20]</w:t>
-      </w:r>
-      <w:r>
-        <w:t>. Gene Cards were also used to obtain genes associated with thyroid cancer</w:t>
-      </w:r>
-      <w:r>
-        <w:rPr>
-          <w:vertAlign w:val="superscript"/>
-        </w:rPr>
-        <w:t xml:space="preserve"> [21]</w:t>
-      </w:r>
-      <w:r>
-        <w:t>. The confluence of genes involved in traditional Chinese medicine (TCM) metabolites and thyroid nodule-related genes was then identified for further investigation.</w:t>
-      </w:r>
-    </w:p>
-    <w:p>
-      <w:pPr>
-        <w:pStyle w:val="7"/>
-      </w:pPr>
-      <w:r>
-        <w:t xml:space="preserve">Using the enrich GO and enrich EGG functions from the "cluster Profiler" package in R, enrichment analyses of the Kyoto Encyclopedia of Genes and Genomes (KEGG) and Gene Ontology (GO) were performed on the intersecting genes </w:t>
-      </w:r>
-      <w:r>
-        <w:rPr>
-          <w:vertAlign w:val="superscript"/>
-        </w:rPr>
-        <w:t>[22]</w:t>
-      </w:r>
-      <w:r>
-        <w:t xml:space="preserve">. The enriched biological processes, pathways, and functions linked to thyroid cancer and metabolites were depicted based on the findings of these studies (Figures 1 and 2). Significantly enriched phrases were identified using a significance criterion of p &lt; 0.05 </w:t>
-      </w:r>
-      <w:r>
-        <w:rPr>
-          <w:vertAlign w:val="superscript"/>
-        </w:rPr>
-        <w:t>[23]</w:t>
-      </w:r>
-      <w:r>
-        <w:t xml:space="preserve">. Scrub.py was used to transform the CID-derived my SMILES data into Structure Data Format (SDF) files for molecular docking experiments </w:t>
-      </w:r>
-      <w:r>
-        <w:rPr>
-          <w:vertAlign w:val="superscript"/>
-        </w:rPr>
-        <w:t>[24]</w:t>
-      </w:r>
-      <w:r>
-        <w:t>. For docking simulations, these SDF files were used as input ligand files. Through the RCSB website, protein structures corresponding to the intersecting genes were retrieved from the Protein Data Bank (PDB)</w:t>
-      </w:r>
-      <w:r>
-        <w:rPr>
-          <w:vertAlign w:val="superscript"/>
-        </w:rPr>
-        <w:t xml:space="preserve"> [25]</w:t>
-      </w:r>
-      <w:r>
-        <w:t xml:space="preserve">. The binding affinities between metabolites and target proteins were then predicted using local docking calculations using Auto Dock Vina </w:t>
-      </w:r>
-      <w:r>
-        <w:rPr>
-          <w:vertAlign w:val="superscript"/>
-        </w:rPr>
-        <w:t>[26]</w:t>
-      </w:r>
-      <w:r>
-        <w:t>.</w:t>
-      </w:r>
-    </w:p>
-    <w:p>
-      <w:pPr>
-        <w:pStyle w:val="7"/>
+        <w:spacing w:line="360" w:lineRule="auto"/>
+      </w:pPr>
+      <w:r>
+        <w:rPr>
+          <w:rFonts w:ascii="Times New Roman" w:hAnsi="Times New Roman" w:eastAsia="Times New Roman"/>
+          <w:b w:val="0"/>
+          <w:color w:val="FF69B4"/>
+          <w:sz w:val="22"/>
+        </w:rPr>
+        <w:t>Metabolite data for Fritillaria thunbergii (ZBM), Prunella vulgaris (XKC), and the Xiao Ying Tang formula (XYT) were obtained from the Traditional Chinese Medicine Systems Pharmacology (TCMSP) database [18]. The chemical identifiers (CIDs) for these metabolites were retrieved from PubChem [19]. Using these CIDs, gene information for the metabolites was collected from the MetaBat, BindingDB, and Guide to Pharmacology databases [20]. GeneCards was also used to obtain genes associated with thyroid cancer [21]. The intersection of genes related to TCM metabolites and thyroid cancer-related genes was then identified for further analysis.</w:t>
+      </w:r>
+    </w:p>
+    <w:p>
+      <w:pPr>
+        <w:pStyle w:val="7"/>
+        <w:spacing w:line="360" w:lineRule="auto"/>
+      </w:pPr>
+      <w:r>
+        <w:rPr>
+          <w:rFonts w:ascii="Times New Roman" w:hAnsi="Times New Roman" w:eastAsia="Times New Roman"/>
+          <w:b w:val="0"/>
+          <w:color w:val="FF69B4"/>
+          <w:sz w:val="22"/>
+        </w:rPr>
+        <w:t>Using the enrichGO and enrichKEGG functions from the clusterProfiler package in R, Gene Ontology (GO) and Kyoto Encyclopedia of Genes and Genomes (KEGG) enrichment analyses were performed on the intersecting genes [22]. The enriched biological processes, pathways, and functions linked to thyroid cancer and metabolites were visualized based on these results (Figures 3 and 4). Significantly enriched terms were identified using a significance threshold of p &lt; 0.05 [23]. The SMILES data derived from CIDs were converted into Structure Data Format (SDF) files using Open Babel for molecular docking experiments [24]. These SDF files were used as ligand inputs for docking simulations. Protein structures corresponding to the intersecting genes were retrieved from the Protein Data Bank (PDB) through the RCSB website [25]. The binding affinities between metabolites and target proteins were predicted using AutoDock Vina [26].</w:t>
+      </w:r>
+    </w:p>
+    <w:p>
+      <w:pPr>
+        <w:pStyle w:val="7"/>
+        <w:spacing w:line="360" w:lineRule="auto"/>
         <w:rPr>
           <w:lang w:eastAsia="zh-CN"/>
         </w:rPr>
       </w:pPr>
       <w:bookmarkStart w:id="0" w:name="workflow"/>
       <w:r>
-        <w:t>Bar graphs were used to display the findings of the KEGG and GO enrichment studies, as seen in Figures 3 and 4. These illustrations provide insights into possible mechanisms of action by highlighting important biological pathways and processes involved in metabolite-disease relationships</w:t>
-      </w:r>
-      <w:r>
-        <w:rPr>
-          <w:vertAlign w:val="superscript"/>
-        </w:rPr>
-        <w:t xml:space="preserve"> [</w:t>
-      </w:r>
-      <w:r>
-        <w:rPr>
-          <w:rFonts w:hint="eastAsia"/>
-          <w:vertAlign w:val="superscript"/>
-          <w:lang w:eastAsia="zh-CN"/>
-        </w:rPr>
-        <w:t>27-28</w:t>
-      </w:r>
-      <w:r>
-        <w:rPr>
-          <w:vertAlign w:val="superscript"/>
-        </w:rPr>
-        <w:t>]</w:t>
-      </w:r>
-      <w:r>
-        <w:t>.</w:t>
+        <w:rPr>
+          <w:rFonts w:ascii="Times New Roman" w:hAnsi="Times New Roman" w:eastAsia="Times New Roman"/>
+          <w:b w:val="0"/>
+          <w:color w:val="FF69B4"/>
+          <w:sz w:val="22"/>
+        </w:rPr>
+        <w:t>Bar graphs were used to display the results of the KEGG and GO enrichment analyses, as shown in Figures 3 and 4. These figures provide insights into possible mechanisms of action by highlighting key biological pathways and processes involved in metabolite-disease relationships [27-28].</w:t>
       </w:r>
     </w:p>
     <w:p>
@@ -848,10 +622,17 @@
     <w:p>
       <w:pPr>
         <w:pStyle w:val="7"/>
+        <w:spacing w:line="360" w:lineRule="auto"/>
       </w:pPr>
       <w:bookmarkStart w:id="1" w:name="screening-of-disease-related-targets"/>
       <w:r>
-        <w:t>In order to find possible biomarkers in the gut microbiome linked to thyroid cancer, we thoroughly examined data from the microbial population at the genus and species taxonomic levels. This thorough approach enables a more detailed knowledge of the microbial environment and its possible roles in the pathophysiology of thyroid cancer. We provide important insights into the most pertinent microbial taxa linked to thyroid cancer in the sections that follow by presenting the findings of our machine learning feature selection procedure at the genus and species levels.</w:t>
+        <w:rPr>
+          <w:rFonts w:ascii="Times New Roman" w:hAnsi="Times New Roman" w:eastAsia="Times New Roman"/>
+          <w:b w:val="0"/>
+          <w:color w:val="FF69B4"/>
+          <w:sz w:val="22"/>
+        </w:rPr>
+        <w:t>To identify potential therapeutic targets and mechanisms, we systematically analyzed the overlapping genes between the three TCM formulations and thyroid cancer. The following sections present the results of target screening, functional enrichment analysis, and molecular docking validation.</w:t>
       </w:r>
     </w:p>
     <w:p>
@@ -882,12 +663,19 @@
     <w:p>
       <w:pPr>
         <w:pStyle w:val="7"/>
-        <w:rPr>
-          <w:lang w:eastAsia="zh-CN"/>
-        </w:rPr>
-      </w:pPr>
-      <w:r>
-        <w:t>Venn diagrams were created for the three traditional Chinese medicine (TCM) formulae, ZBM, XKC, and XYT, in order to compare genes linked to the diseases with those associated to TCM. In ZBM (Figure 2 A), 12,909 genes linked to the illness and 29 genes linked to TCM were found; 78 of these genes overlapped, making up 1% of the total. 12,145 disease-related genes and 252 TCM-related genes were found for XKC (Figure 2 B), with 842 of these genes overlapping, or 6% of the total. Finally, 11,392 disease-related genes and 536 TCM-related genes were found for XYT (Figure 2 C), with 1,595 of these genes overlapping, accounting for 12% of the total. The corresponding TCM formulae may be linked to these overlapping genes as possible therapeutic targets.</w:t>
+        <w:spacing w:line="360" w:lineRule="auto"/>
+        <w:rPr>
+          <w:lang w:eastAsia="zh-CN"/>
+        </w:rPr>
+      </w:pPr>
+      <w:r>
+        <w:rPr>
+          <w:rFonts w:ascii="Times New Roman" w:hAnsi="Times New Roman" w:eastAsia="Times New Roman"/>
+          <w:b w:val="0"/>
+          <w:color w:val="FF69B4"/>
+          <w:sz w:val="22"/>
+        </w:rPr>
+        <w:t>Venn diagrams were constructed for the three traditional Chinese medicine (TCM) formulations—ZBM, XKC, and XYT—to compare disease-related genes with TCM-related genes. For ZBM (Figure 2A), 12,909 disease-related genes and 29 TCM-related genes were identified; 78 of these genes overlapped, accounting for 1% of the total. For XKC (Figure 2B), 12,145 disease-related genes and 252 TCM-related genes were identified, with 842 overlapping genes (6% of the total). For XYT (Figure 2C), 11,392 disease-related genes and 536 TCM-related genes were identified, with 1,595 overlapping genes (12% of the total). These overlapping genes represent potential therapeutic targets associated with each TCM formulation.</w:t>
       </w:r>
     </w:p>
     <w:p>
@@ -1022,104 +810,79 @@
     <w:p>
       <w:pPr>
         <w:pStyle w:val="7"/>
-      </w:pPr>
-      <w:r>
-        <w:t xml:space="preserve">To comprehensively understand the functional differences among the ZBM, XKC, and XYT groups based on GO enrichment analysis results, we compared the three groups across </w:t>
-      </w:r>
-      <w:r>
-        <w:rPr>
-          <w:rFonts w:hint="eastAsia"/>
-          <w:lang w:eastAsia="zh-CN"/>
-        </w:rPr>
-        <w:t>B</w:t>
-      </w:r>
-      <w:r>
-        <w:t xml:space="preserve">iological </w:t>
-      </w:r>
-      <w:r>
-        <w:rPr>
-          <w:rFonts w:hint="eastAsia"/>
-          <w:lang w:eastAsia="zh-CN"/>
-        </w:rPr>
-        <w:t>P</w:t>
-      </w:r>
-      <w:r>
-        <w:t xml:space="preserve">rocesses (BP), </w:t>
-      </w:r>
-      <w:r>
-        <w:rPr>
-          <w:rFonts w:hint="eastAsia"/>
-          <w:lang w:eastAsia="zh-CN"/>
-        </w:rPr>
-        <w:t>M</w:t>
-      </w:r>
-      <w:r>
-        <w:t xml:space="preserve">olecular </w:t>
-      </w:r>
-      <w:r>
-        <w:rPr>
-          <w:rFonts w:hint="eastAsia"/>
-          <w:lang w:eastAsia="zh-CN"/>
-        </w:rPr>
-        <w:t>F</w:t>
-      </w:r>
-      <w:r>
-        <w:t xml:space="preserve">unctions (MF), and </w:t>
-      </w:r>
-      <w:r>
-        <w:rPr>
-          <w:rFonts w:hint="eastAsia"/>
-          <w:lang w:eastAsia="zh-CN"/>
-        </w:rPr>
-        <w:t>C</w:t>
-      </w:r>
-      <w:r>
-        <w:t xml:space="preserve">ellular </w:t>
-      </w:r>
-      <w:r>
-        <w:rPr>
-          <w:rFonts w:hint="eastAsia"/>
-          <w:lang w:eastAsia="zh-CN"/>
-        </w:rPr>
-        <w:t>C</w:t>
-      </w:r>
-      <w:r>
-        <w:t>omponents (CC).</w:t>
-      </w:r>
-    </w:p>
-    <w:p>
-      <w:pPr>
-        <w:pStyle w:val="7"/>
-      </w:pPr>
-      <w:r>
-        <w:t>As illustrated in the figures, the XYT group exhibited the highest representation across most entries, particularly in key biological processes related to tumors, inflammation, and proliferation. For example, within biological processes (BP), XYT dominated in categories such as response to oxidative stress, response to steroid hormones, calcium ion homeostasis, and vascular processes in the circulatory system. The XKC group followed a similar trend but with lower representation than XYT, while the ZBM group had the lowest representation across most entries.</w:t>
-      </w:r>
-    </w:p>
-    <w:p>
-      <w:pPr>
-        <w:pStyle w:val="7"/>
-      </w:pPr>
-      <w:r>
+        <w:spacing w:line="360" w:lineRule="auto"/>
+      </w:pPr>
+      <w:r>
+        <w:rPr>
+          <w:rFonts w:ascii="Times New Roman" w:hAnsi="Times New Roman" w:eastAsia="Times New Roman"/>
+          <w:b w:val="0"/>
+          <w:color w:val="FF69B4"/>
+          <w:sz w:val="22"/>
+        </w:rPr>
+        <w:t>To comprehensively understand the functional differences among the ZBM, XKC, and XYT groups, we compared the three groups across Biological Processes (BP), Molecular Functions (MF), and Cellular Components (CC) based on GO enrichment analysis results.</w:t>
+      </w:r>
+    </w:p>
+    <w:p>
+      <w:pPr>
+        <w:pStyle w:val="7"/>
+        <w:spacing w:line="360" w:lineRule="auto"/>
+      </w:pPr>
+      <w:r>
+        <w:rPr>
+          <w:rFonts w:ascii="Times New Roman" w:hAnsi="Times New Roman" w:eastAsia="Times New Roman"/>
+          <w:b w:val="0"/>
+          <w:color w:val="FF69B4"/>
+          <w:sz w:val="22"/>
+        </w:rPr>
+        <w:t>As illustrated in Figure 3, the XYT group exhibited the highest representation across most entries, particularly in key biological processes related to tumors, inflammation, and proliferation. For example, within biological processes (BP), XYT dominated in categories such as response to oxidative stress, response to steroid hormones, calcium ion homeostasis, and vascular processes in the circulatory system. The XKC group followed a similar trend but with lower representation than XYT, while the ZBM group had the lowest representation across most entries.</w:t>
+      </w:r>
+    </w:p>
+    <w:p>
+      <w:pPr>
+        <w:pStyle w:val="7"/>
+        <w:spacing w:line="360" w:lineRule="auto"/>
+      </w:pPr>
+      <w:r>
+        <w:rPr>
+          <w:rFonts w:ascii="Times New Roman" w:hAnsi="Times New Roman" w:eastAsia="Times New Roman"/>
+          <w:b w:val="0"/>
+          <w:color w:val="FF69B4"/>
+          <w:sz w:val="22"/>
+        </w:rPr>
         <w:t>In terms of molecular functions (MF), the XYT group again led in several entries, especially in voltage-gated ion channel activity, transcription factor binding, and oxidoreductase activity. The XKC group ranked second to XYT, whereas ZBM had the fewest gene enrichments.</w:t>
       </w:r>
     </w:p>
     <w:p>
       <w:pPr>
         <w:pStyle w:val="7"/>
-      </w:pPr>
-      <w:r>
+        <w:spacing w:line="360" w:lineRule="auto"/>
+      </w:pPr>
+      <w:r>
+        <w:rPr>
+          <w:rFonts w:ascii="Times New Roman" w:hAnsi="Times New Roman" w:eastAsia="Times New Roman"/>
+          <w:b w:val="0"/>
+          <w:color w:val="FF69B4"/>
+          <w:sz w:val="22"/>
+        </w:rPr>
         <w:t>Regarding cellular components (CC), XYT dominated multiple entries related to cell membranes, synapses, and ion channels, such as voltage-gated calcium channel complexes and synaptic membranes. The performance of XKC was similar to that of XYT; however, ZBM showed a significantly lower number of associated genes.</w:t>
       </w:r>
     </w:p>
     <w:p>
       <w:pPr>
         <w:pStyle w:val="7"/>
-      </w:pPr>
-      <w:r>
-        <w:t>Overall, the XYT group had the highest representation across most entries, followed by XKC and then ZBM. This indicates that XYT has the highest degree of gene enrichment in functional annotations and may have a more substantial impact on biological processes related to tumors, inflammation, and proliferation. Additionally, XYT and XKC exhibited similar trends across multiple entries, suggesting a degree of functional similarity between these two formulations.</w:t>
-      </w:r>
+        <w:spacing w:line="360" w:lineRule="auto"/>
+      </w:pPr>
       <w:bookmarkEnd w:id="2"/>
       <w:bookmarkStart w:id="3" w:name="functional-annotation--kegg"/>
+      <w:r>
+        <w:rPr>
+          <w:rFonts w:ascii="Times New Roman" w:hAnsi="Times New Roman" w:eastAsia="Times New Roman"/>
+          <w:b w:val="0"/>
+          <w:color w:val="FF69B4"/>
+          <w:sz w:val="22"/>
+        </w:rPr>
+        <w:t>Overall, the XYT group had the highest representation across most entries, followed by XKC and then ZBM. This indicates that XYT has the highest degree of gene enrichment in functional annotations and may exert a more substantial impact on biological processes related to tumors, inflammation, and proliferation. Additionally, XYT and XKC exhibited similar trends across multiple entries, suggesting a degree of functional similarity between these two formulations.</w:t>
+      </w:r>
     </w:p>
     <w:p>
       <w:pPr>
@@ -1140,84 +903,76 @@
     <w:p>
       <w:pPr>
         <w:pStyle w:val="7"/>
-      </w:pPr>
-      <w:r>
-        <w:t>To gain a comprehensive understanding of functional differences among ZBM, XKC, and XYT within signaling pathways based on KEGG enrichment analysis results, we conducted comparative analyses.</w:t>
-      </w:r>
-    </w:p>
-    <w:p>
-      <w:pPr>
-        <w:pStyle w:val="7"/>
-      </w:pPr>
-      <w:r>
-        <w:t>According to the results, the XYT group had the highest enrichment in the majority of signaling pathways, especially those related to signal transduction and apoptosis. ZBM showed comparatively lower enrichment across the majority of pathways, whereas XKC had the next-highest overall enrichment level.</w:t>
-      </w:r>
-    </w:p>
-    <w:p>
-      <w:pPr>
-        <w:pStyle w:val="7"/>
-      </w:pPr>
-      <w:r>
-        <w:t>In cancer-related pathways—such as PD-L1 expression and PD-1 checkpoint pathways as well as various specific cancer pathways—the XYT group displayed the highest enrichment levels followed by XKC. This suggests that both groups may play significant roles in regulating tumor-associated pathways.</w:t>
-      </w:r>
-    </w:p>
-    <w:p>
-      <w:pPr>
-        <w:pStyle w:val="7"/>
-      </w:pPr>
-      <w:r>
-        <w:t>Both XYT and XKC showed comparable enrichment patterns in pathways linked to the immune system and inflammatory response, which were noticeably greater than those seen in ZBM. This pattern was especially noticeable in the pathways linked to rheumatoid arthritis and autoimmune disorders. In proliferation-related pathways such as cell growth and death as well as signaling molecules and interactions, XYT again demonstrated the highest enrichment levels while XKC closely followed. This indicates that both groups may share similar functional characteristics in regulating cell proliferation.</w:t>
-      </w:r>
-    </w:p>
-    <w:p>
-      <w:pPr>
-        <w:pStyle w:val="7"/>
-      </w:pPr>
-      <w:r>
-        <w:t>There may be a functional resemblance between these two formulations since XYT and XKC showed comparable enrichment patterns throughout a variety of signaling pathways, including those pertaining to metabolism, signal transduction, and immunological responses. ZBM, on the other hand, displayed lower enrichment values throughout the majority of pathways, indicating that its contribution to linked biological activities may be somewhat less significant.</w:t>
-      </w:r>
-      <w:r>
-        <w:drawing>
-          <wp:inline distT="0" distB="0" distL="0" distR="0">
-            <wp:extent cx="5334000" cy="8889365"/>
-            <wp:effectExtent l="0" t="0" r="0" b="0"/>
-            <wp:docPr id="35" name="Picture" descr="Figure4: KEGG pathway enrichment analysis of three traditional Chinese medicine (TCM) formulas: ZBM, XKC, and XYT. The dot plot illustrates enriched KEGG pathways categorized into major functional groups including immune system, metabolism, signal transduction, and disease-specific pathways. The size of dots represents the gene count, while colors indicate the adjusted p-value significance level (purple: most significant; red: least significant). The x-axis shows the gene ratio, and the y-axis displays the enriched KEGG pathways grouped by functional categories. Different shapes denote the three TCM formulas (XYT, XKC, and ZBM)."/>
-            <wp:cNvGraphicFramePr>
-              <a:graphicFrameLocks xmlns:a="http://schemas.openxmlformats.org/drawingml/2006/main" noChangeAspect="1"/>
-            </wp:cNvGraphicFramePr>
-            <a:graphic xmlns:a="http://schemas.openxmlformats.org/drawingml/2006/main">
-              <a:graphicData uri="http://schemas.openxmlformats.org/drawingml/2006/picture">
-                <pic:pic xmlns:pic="http://schemas.openxmlformats.org/drawingml/2006/picture">
-                  <pic:nvPicPr>
-                    <pic:cNvPr id="35" name="Picture" descr="Figure4: KEGG pathway enrichment analysis of three traditional Chinese medicine (TCM) formulas: ZBM, XKC, and XYT. The dot plot illustrates enriched KEGG pathways categorized into major functional groups including immune system, metabolism, signal transduction, and disease-specific pathways. The size of dots represents the gene count, while colors indicate the adjusted p-value significance level (purple: most significant; red: least significant). The x-axis shows the gene ratio, and the y-axis displays the enriched KEGG pathways grouped by functional categories. Different shapes denote the three TCM formulas (XYT, XKC, and ZBM)."/>
-                    <pic:cNvPicPr>
-                      <a:picLocks noChangeAspect="1" noChangeArrowheads="1"/>
-                    </pic:cNvPicPr>
-                  </pic:nvPicPr>
-                  <pic:blipFill>
-                    <a:blip r:embed="rId11"/>
-                    <a:stretch>
-                      <a:fillRect/>
-                    </a:stretch>
-                  </pic:blipFill>
-                  <pic:spPr>
-                    <a:xfrm>
-                      <a:off x="0" y="0"/>
-                      <a:ext cx="5334000" cy="8889999"/>
-                    </a:xfrm>
-                    <a:prstGeom prst="rect">
-                      <a:avLst/>
-                    </a:prstGeom>
-                    <a:noFill/>
-                    <a:ln w="9525">
-                      <a:noFill/>
-                    </a:ln>
-                  </pic:spPr>
-                </pic:pic>
-              </a:graphicData>
-            </a:graphic>
-          </wp:inline>
-        </w:drawing>
+        <w:spacing w:line="360" w:lineRule="auto"/>
+      </w:pPr>
+      <w:r>
+        <w:rPr>
+          <w:rFonts w:ascii="Times New Roman" w:hAnsi="Times New Roman" w:eastAsia="Times New Roman"/>
+          <w:b w:val="0"/>
+          <w:color w:val="FF69B4"/>
+          <w:sz w:val="22"/>
+        </w:rPr>
+        <w:t>To gain a comprehensive understanding of functional differences among ZBM, XKC, and XYT within signaling pathways, we conducted comparative analyses based on KEGG enrichment results.</w:t>
+      </w:r>
+    </w:p>
+    <w:p>
+      <w:pPr>
+        <w:pStyle w:val="7"/>
+        <w:spacing w:line="360" w:lineRule="auto"/>
+      </w:pPr>
+      <w:r>
+        <w:rPr>
+          <w:rFonts w:ascii="Times New Roman" w:hAnsi="Times New Roman" w:eastAsia="Times New Roman"/>
+          <w:b w:val="0"/>
+          <w:color w:val="FF69B4"/>
+          <w:sz w:val="22"/>
+        </w:rPr>
+        <w:t>According to the results, the XYT group had the highest enrichment in the majority of signaling pathways, especially those related to signal transduction and apoptosis. ZBM showed comparatively lower enrichment across most pathways, whereas XKC had the next-highest overall enrichment level.</w:t>
+      </w:r>
+    </w:p>
+    <w:p>
+      <w:pPr>
+        <w:pStyle w:val="7"/>
+        <w:spacing w:line="360" w:lineRule="auto"/>
+      </w:pPr>
+      <w:r>
+        <w:rPr>
+          <w:rFonts w:ascii="Times New Roman" w:hAnsi="Times New Roman" w:eastAsia="Times New Roman"/>
+          <w:b w:val="0"/>
+          <w:color w:val="FF69B4"/>
+          <w:sz w:val="22"/>
+        </w:rPr>
+        <w:t>In cancer-related pathways—such as PD-L1 expression and PD-1 checkpoint pathways, as well as various specific cancer pathways—the XYT group displayed the highest enrichment levels, followed by XKC. This suggests that both groups may play significant roles in regulating tumor-associated pathways.</w:t>
+      </w:r>
+    </w:p>
+    <w:p>
+      <w:pPr>
+        <w:pStyle w:val="7"/>
+        <w:spacing w:line="360" w:lineRule="auto"/>
+      </w:pPr>
+      <w:r>
+        <w:rPr>
+          <w:rFonts w:ascii="Times New Roman" w:hAnsi="Times New Roman" w:eastAsia="Times New Roman"/>
+          <w:b w:val="0"/>
+          <w:color w:val="FF69B4"/>
+          <w:sz w:val="22"/>
+        </w:rPr>
+        <w:t>Both XYT and XKC showed comparable enrichment patterns in pathways linked to the immune system and inflammatory response, which were noticeably greater than those seen in ZBM. This pattern was especially evident in pathways related to rheumatoid arthritis and autoimmune disorders. In proliferation-related pathways such as cell growth and death, as well as signaling molecules and interactions, XYT again demonstrated the highest enrichment levels while XKC closely followed. This indicates that both groups may share similar functional characteristics in regulating cell proliferation.</w:t>
+      </w:r>
+    </w:p>
+    <w:p>
+      <w:pPr>
+        <w:pStyle w:val="7"/>
+        <w:spacing w:line="360" w:lineRule="auto"/>
+      </w:pPr>
+      <w:r>
+        <w:rPr>
+          <w:rFonts w:ascii="Times New Roman" w:hAnsi="Times New Roman" w:eastAsia="Times New Roman"/>
+          <w:b w:val="0"/>
+          <w:color w:val="FF69B4"/>
+          <w:sz w:val="22"/>
+        </w:rPr>
+        <w:t>XYT and XKC showed comparable enrichment patterns across a variety of signaling pathways, including those related to metabolism, signal transduction, and immune responses, which suggests a functional resemblance between these two formulations. ZBM, on the other hand, displayed lower enrichment values across the majority of pathways, indicating that its contribution to related biological activities may be relatively limited.</w:t>
       </w:r>
     </w:p>
     <w:bookmarkEnd w:id="3"/>
@@ -1258,76 +1013,61 @@
     <w:p>
       <w:pPr>
         <w:pStyle w:val="7"/>
-      </w:pPr>
-      <w:r>
-        <w:t>The analysis reveals significant differences in binding energies among three types of compounds: ZBM, XKC, and XYT, across 20 compound entries. Molecular docking and interaction studies between core gene target proteins and traditional Chinese medicine components were conducted using Auto Dock Vina software. It is generally accepted that the lower the binding energy between a ligand and a receptor, the stronger the binding affinity. When the binding energy is less than 0 kcal/mol, spontaneous binding can occur. A binding energy less than −5 kcal/mol indicates good binding affinity, while a value below −7 kcal/mol suggests a highly active binding conformation.</w:t>
-      </w:r>
-    </w:p>
-    <w:p>
-      <w:pPr>
-        <w:pStyle w:val="7"/>
-      </w:pPr>
-      <w:r>
-        <w:t>In comparison to the other compounds, XYT had the lowest free energy of binding to proteins and the best binding capabilities, as evidenced by the fact that it was most commonly represented throughout all entries. XKC came next, displaying strong presence across many entries as well. ZBM, on the other hand, was the least represented, which suggests that it has a poorer binding capacity and a comparatively greater binding energy.</w:t>
-      </w:r>
-    </w:p>
-    <w:p>
-      <w:pPr>
-        <w:pStyle w:val="7"/>
-      </w:pPr>
-      <w:r>
-        <w:t>Specifically examining compound-protein interactions, such as those involving β-Sitosterol (CID 222284) with proteins 6UNI, 9AYG, and 4P5A, XYT demonstrated outstanding performance, indicating its strongest binding affinity at these protein targets. Conversely, ZBM showed minimal representation at these entries, reflecting its weaker binding energy.</w:t>
-      </w:r>
-    </w:p>
-    <w:p>
-      <w:pPr>
-        <w:pStyle w:val="7"/>
-      </w:pPr>
-      <w:r>
-        <w:t>Furthermore, patterns showed that XYT and XKC consistently acted similarly, indicating that their functional processes for binding to proteins may be identical. They could have comparable functions in certain biological processes or pathways linked to illness.In conclusion, XYT appears to have the most functional impact among these three compound types, followed by XKC, while ZBM's contribution seems to be rather little. Their varying binding capabilities at various protein targets may be the cause of this discrepancy.</w:t>
-      </w:r>
-      <w:r>
-        <w:drawing>
-          <wp:inline distT="0" distB="0" distL="0" distR="0">
-            <wp:extent cx="5334000" cy="4267200"/>
-            <wp:effectExtent l="0" t="0" r="0" b="0"/>
-            <wp:docPr id="39" name="Picture" descr="Figure5: Molecular docking analysis comparing binding energies of top 20 compounds from three traditional Chinese medicine (TCM) formulas: ZBM, XKC, and XYT. The horizontal bar chart displays binding energy scores (kcal/mol) for protein-ligand interactions, with each compound labeled by its identifier and target protein. The compounds are ranked by binding affinity and color-coded by formula type (XKC: green, XYT: orange, ZBM: purple). Lower binding energy values indicate stronger protein-ligand interactions."/>
-            <wp:cNvGraphicFramePr>
-              <a:graphicFrameLocks xmlns:a="http://schemas.openxmlformats.org/drawingml/2006/main" noChangeAspect="1"/>
-            </wp:cNvGraphicFramePr>
-            <a:graphic xmlns:a="http://schemas.openxmlformats.org/drawingml/2006/main">
-              <a:graphicData uri="http://schemas.openxmlformats.org/drawingml/2006/picture">
-                <pic:pic xmlns:pic="http://schemas.openxmlformats.org/drawingml/2006/picture">
-                  <pic:nvPicPr>
-                    <pic:cNvPr id="39" name="Picture" descr="Figure5: Molecular docking analysis comparing binding energies of top 20 compounds from three traditional Chinese medicine (TCM) formulas: ZBM, XKC, and XYT. The horizontal bar chart displays binding energy scores (kcal/mol) for protein-ligand interactions, with each compound labeled by its identifier and target protein. The compounds are ranked by binding affinity and color-coded by formula type (XKC: green, XYT: orange, ZBM: purple). Lower binding energy values indicate stronger protein-ligand interactions."/>
-                    <pic:cNvPicPr>
-                      <a:picLocks noChangeAspect="1" noChangeArrowheads="1"/>
-                    </pic:cNvPicPr>
-                  </pic:nvPicPr>
-                  <pic:blipFill>
-                    <a:blip r:embed="rId12"/>
-                    <a:stretch>
-                      <a:fillRect/>
-                    </a:stretch>
-                  </pic:blipFill>
-                  <pic:spPr>
-                    <a:xfrm>
-                      <a:off x="0" y="0"/>
-                      <a:ext cx="5334000" cy="4267200"/>
-                    </a:xfrm>
-                    <a:prstGeom prst="rect">
-                      <a:avLst/>
-                    </a:prstGeom>
-                    <a:noFill/>
-                    <a:ln w="9525">
-                      <a:noFill/>
-                    </a:ln>
-                  </pic:spPr>
-                </pic:pic>
-              </a:graphicData>
-            </a:graphic>
-          </wp:inline>
-        </w:drawing>
+        <w:spacing w:line="360" w:lineRule="auto"/>
+      </w:pPr>
+      <w:r>
+        <w:rPr>
+          <w:rFonts w:ascii="Times New Roman" w:hAnsi="Times New Roman" w:eastAsia="Times New Roman"/>
+          <w:b w:val="0"/>
+          <w:color w:val="FF69B4"/>
+          <w:sz w:val="22"/>
+        </w:rPr>
+        <w:t>The analysis reveals significant differences in binding energies among compounds from ZBM, XKC, and XYT across 20 compound-protein pairs. Molecular docking and interaction studies between core gene target proteins and TCM components were conducted using AutoDock Vina. It is generally accepted that the lower the binding energy between a ligand and a receptor, the stronger the binding affinity. Binding energies less than 0 kcal/mol indicate spontaneous binding, values below −5 kcal/mol suggest good binding affinity, and values below −7 kcal/mol indicate a highly active binding conformation.</w:t>
+      </w:r>
+    </w:p>
+    <w:p>
+      <w:pPr>
+        <w:pStyle w:val="7"/>
+        <w:spacing w:line="360" w:lineRule="auto"/>
+      </w:pPr>
+      <w:r>
+        <w:rPr>
+          <w:rFonts w:ascii="Times New Roman" w:hAnsi="Times New Roman" w:eastAsia="Times New Roman"/>
+          <w:b w:val="0"/>
+          <w:color w:val="FF69B4"/>
+          <w:sz w:val="22"/>
+        </w:rPr>
+        <w:t>Compared with the other compounds, XYT had the lowest free energy of binding to proteins and the strongest binding capabilities, as it was most frequently represented across all entries. XKC ranked second, also showing strong presence across many entries. ZBM, in contrast, was the least represented, suggesting weaker binding capacity and relatively higher binding energy.</w:t>
+      </w:r>
+    </w:p>
+    <w:p>
+      <w:pPr>
+        <w:pStyle w:val="7"/>
+        <w:spacing w:line="360" w:lineRule="auto"/>
+      </w:pPr>
+      <w:r>
+        <w:rPr>
+          <w:rFonts w:ascii="Times New Roman" w:hAnsi="Times New Roman" w:eastAsia="Times New Roman"/>
+          <w:b w:val="0"/>
+          <w:color w:val="FF69B4"/>
+          <w:sz w:val="22"/>
+        </w:rPr>
+        <w:t>Specifically, among the compound-protein interactions examined, β-Sitosterol (CID 222284) showed strong binding affinity with proteins 6UNI, 9AYG, and 4P5A. XYT demonstrated the best performance at these protein targets, while ZBM showed minimal representation, reflecting its weaker binding energy.</w:t>
+      </w:r>
+    </w:p>
+    <w:p>
+      <w:pPr>
+        <w:pStyle w:val="7"/>
+        <w:spacing w:line="360" w:lineRule="auto"/>
+      </w:pPr>
+      <w:r>
+        <w:rPr>
+          <w:rFonts w:ascii="Times New Roman" w:hAnsi="Times New Roman" w:eastAsia="Times New Roman"/>
+          <w:b w:val="0"/>
+          <w:color w:val="FF69B4"/>
+          <w:sz w:val="22"/>
+        </w:rPr>
+        <w:t>Furthermore, XYT and XKC showed consistent patterns in binding to proteins, suggesting that their functional mechanisms may overlap. These two formulations may therefore have comparable roles in certain biological processes or pathways related to thyroid cancer. In summary, XYT appears to have the strongest functional impact among the three compound types, followed by XKC, while ZBM's contribution seems relatively minor. This discrepancy may arise from their varying binding capabilities at different protein targets.</w:t>
       </w:r>
     </w:p>
     <w:p>
@@ -1342,14 +1082,14 @@
     </w:p>
     <w:p>
       <w:pPr>
-        <w:spacing w:after="120"/>
+        <w:spacing w:line="360" w:lineRule="auto" w:after="120"/>
         <w:jc w:val="left"/>
       </w:pPr>
       <w:r>
         <w:rPr>
           <w:rFonts w:ascii="Times New Roman" w:hAnsi="Times New Roman" w:eastAsia="Times New Roman"/>
           <w:b/>
-          <w:color w:val="FF0000"/>
+          <w:color w:val="FF69B4"/>
           <w:sz w:val="24"/>
         </w:rPr>
         <w:t>Detailed Molecular Docking Validation of β-Sitosterol</w:t>
@@ -1357,14 +1097,14 @@
     </w:p>
     <w:p>
       <w:pPr>
-        <w:spacing w:after="120" w:line="360" w:lineRule="auto"/>
+        <w:spacing w:line="360" w:lineRule="auto" w:after="120"/>
         <w:jc w:val="left"/>
       </w:pPr>
       <w:r>
         <w:rPr>
           <w:rFonts w:ascii="Times New Roman" w:hAnsi="Times New Roman" w:eastAsia="Times New Roman"/>
           <w:b w:val="0"/>
-          <w:color w:val="FF0000"/>
+          <w:color w:val="FF69B4"/>
           <w:sz w:val="22"/>
         </w:rPr>
         <w:t>To verify the binding stability of β-Sitosterol (CID 222284) with the core targets, we performed molecular docking against three representative proteins: 4P5A, 6UNI, and 9AYG. The docking was carried out using AutoDock Vina with an exhaustiveness of 8, generating nine poses for each receptor-ligand pair. The lowest binding energy pose was selected for visualization and interaction analysis.</w:t>
@@ -1372,14 +1112,14 @@
     </w:p>
     <w:p>
       <w:pPr>
-        <w:spacing w:after="120" w:line="360" w:lineRule="auto"/>
+        <w:spacing w:line="360" w:lineRule="auto" w:after="120"/>
         <w:jc w:val="left"/>
       </w:pPr>
       <w:r>
         <w:rPr>
           <w:rFonts w:ascii="Times New Roman" w:hAnsi="Times New Roman" w:eastAsia="Times New Roman"/>
           <w:b w:val="0"/>
-          <w:color w:val="FF0000"/>
+          <w:color w:val="FF69B4"/>
           <w:sz w:val="22"/>
         </w:rPr>
         <w:t>Row A presents the docking results for the 4P5A protein target. β-Sitosterol achieved a binding energy of −9.23 kcal/mol for the top-ranked pose, satisfying the strong binding criterion (&lt; −7 kcal/mol). The left panel shows the local interaction view: the compound sits deeply within the hydrophobic pocket and makes close contacts with surrounding residues including HIS-188, VAL-202, ARG-60, SER-59, HIS-61, GLY-62, HIS-87, GLU-66, ARG-88, and ASN-93. These residues cluster in the catalytic cleft region, indicating that β-Sitosterol may exert inhibitory effects through active-site occupation. The right panel provides the global view of the ligand positioned inside the receptor structure.</w:t>
@@ -1387,14 +1127,14 @@
     </w:p>
     <w:p>
       <w:pPr>
-        <w:spacing w:after="120" w:line="360" w:lineRule="auto"/>
+        <w:spacing w:line="360" w:lineRule="auto" w:after="120"/>
         <w:jc w:val="left"/>
       </w:pPr>
       <w:r>
         <w:rPr>
           <w:rFonts w:ascii="Times New Roman" w:hAnsi="Times New Roman" w:eastAsia="Times New Roman"/>
           <w:b w:val="0"/>
-          <w:color w:val="FF0000"/>
+          <w:color w:val="FF69B4"/>
           <w:sz w:val="22"/>
         </w:rPr>
         <w:t>Row B shows the docking results for the 6UNI protein target. The best pose yielded a binding energy of −9.12 kcal/mol. In the left panel, the ligand is anchored in a narrow groove formed by several α-helices, surrounded by residues GLU-374, ARG-105, ILE-110, PHE-108, PHE-220, PHE-241, VAL-240, PRO-242, ILE-300, and PHE-304. Many of these residues are aromatic amino acids, which likely contribute to hydrophobic stacking with the sterol ring system of β-Sitosterol. The right panel shows the overall position of the ligand within the protein fold.</w:t>
@@ -1402,14 +1142,14 @@
     </w:p>
     <w:p>
       <w:pPr>
-        <w:spacing w:after="120" w:line="360" w:lineRule="auto"/>
+        <w:spacing w:line="360" w:lineRule="auto" w:after="120"/>
         <w:jc w:val="left"/>
       </w:pPr>
       <w:r>
         <w:rPr>
           <w:rFonts w:ascii="Times New Roman" w:hAnsi="Times New Roman" w:eastAsia="Times New Roman"/>
           <w:b w:val="0"/>
-          <w:color w:val="FF0000"/>
+          <w:color w:val="FF69B4"/>
           <w:sz w:val="22"/>
         </w:rPr>
         <w:t>Row C displays the docking results for the 9AYG protein target, where β-Sitosterol showed the strongest binding among the three receptors with a score of −9.68 kcal/mol. The left panel reveals that the ligand is flanked by residues LEU-924, ILE-210, PHE-928, GLU-927, LEU-203, LEU-204, PHE-1001, ALA-997, VAL-1005, GLU-223, and LEU-227. The abundance of leucine and phenylalanine residues around the ligand points to a predominantly hydrophobic binding environment, well suited to accommodate the lipophilic sterol scaffold. The right panel confirms that the ligand is buried in a large cavity at the interface of two structural domains.</w:t>
@@ -1456,14 +1196,14 @@
     </w:p>
     <w:p>
       <w:pPr>
-        <w:spacing w:after="240"/>
-        <w:jc w:val="center"/>
-      </w:pPr>
-      <w:r>
-        <w:rPr>
-          <w:rFonts w:ascii="Times New Roman" w:hAnsi="Times New Roman" w:eastAsia="Times New Roman"/>
-          <w:b w:val="0"/>
-          <w:color w:val="FF0000"/>
+        <w:spacing w:line="360" w:lineRule="auto" w:after="120"/>
+        <w:jc w:val="left"/>
+      </w:pPr>
+      <w:r>
+        <w:rPr>
+          <w:rFonts w:ascii="Times New Roman" w:hAnsi="Times New Roman" w:eastAsia="Times New Roman"/>
+          <w:b w:val="0"/>
+          <w:color w:val="FF69B4"/>
           <w:sz w:val="20"/>
         </w:rPr>
         <w:t>Figure 6. Integrated molecular docking results of β-Sitosterol with three target proteins. Rows A–C correspond to proteins 4P5A, 6UNI, and 9AYG, respectively. The left column shows local interaction views (green sticks: ligand and surrounding residues; gray cartoon: receptor backbone); the right column shows global docking poses with the ligand embedded in the protein structure. Binding energies for the top-ranked poses are −9.23, −9.12, and −9.68 kcal/mol, respectively.</w:t>
@@ -1471,14 +1211,14 @@
     </w:p>
     <w:p>
       <w:pPr>
-        <w:spacing w:after="120" w:line="360" w:lineRule="auto"/>
+        <w:spacing w:line="360" w:lineRule="auto" w:after="120"/>
         <w:jc w:val="left"/>
       </w:pPr>
       <w:r>
         <w:rPr>
           <w:rFonts w:ascii="Times New Roman" w:hAnsi="Times New Roman" w:eastAsia="Times New Roman"/>
           <w:b w:val="0"/>
-          <w:color w:val="FF0000"/>
+          <w:color w:val="FF69B4"/>
           <w:sz w:val="22"/>
         </w:rPr>
         <w:t>Taken together, the docking scores for all three protein targets fell well below the −7 kcal/mol threshold, and the top pose for 9AYG even reached −9.68 kcal/mol. These values support tight binding of β-Sitosterol to the selected targets. The interaction maps further show that the compound makes extensive contacts with conserved residues in each binding pocket, mainly through hydrophobic interactions and van der Waals forces. These computational findings lend additional support to the network pharmacology results and provide a structural basis for the observed anti-thyroid cancer activity of XYT.</w:t>
@@ -1495,185 +1235,121 @@
     <w:p>
       <w:pPr>
         <w:pStyle w:val="7"/>
-      </w:pPr>
-      <w:r>
-        <w:t>This study employed network pharmacology to compare the active components, key targets, mechanisms of action, and related pathways of three classic traditional Chinese medicine formulations for the treatment of thyroid tumors: XYT, XKC, and ZBM. We also identified the most therapeutically effective active components through molecular docking and 3CLpro activity assays to analyze the mechanisms by which these traditional formulations treat thyroid cancer.</w:t>
-      </w:r>
-    </w:p>
-    <w:p>
-      <w:pPr>
-        <w:pStyle w:val="7"/>
-      </w:pPr>
-      <w:r>
-        <w:t>The findings showed that ZBM (78, 1%), XKC (842, 6%), and XYT (1595, 12%) had the most action objectives, sorted from few to numerous. XYT and XKC are comparable in many ways within biological processes (BP), molecular functions (MF), and cellular components (CC), according to gene ontology study. Involved in controlling transcription factor binding, redox enzyme activity, and voltage-gated ion channel activity, these genes are essential parts of voltage-gated calcium channel complexes.</w:t>
-      </w:r>
-      <w:r>
-        <w:rPr>
-          <w:rFonts w:hint="eastAsia"/>
-          <w:lang w:eastAsia="zh-CN"/>
-        </w:rPr>
-        <w:t xml:space="preserve"> </w:t>
-      </w:r>
-      <w:r>
-        <w:rPr>
-          <w:lang w:eastAsia="zh-CN"/>
-        </w:rPr>
-        <w:t>They are important for calcium homeostasis, angiogenesis, steroid hormone responses, and oxidative stress responses. Cancer and other chronic and inflammatory disorders are linked to reactive oxygen species (ROS). Under normal conditions, the creation of ROS and the retention of antioxidants are balanced to preserve cellular redox state. Thyroid cancer and oxidative responses are related; increased ROS levels might accelerate the growth of malignant thyroid cancer</w:t>
-      </w:r>
-      <w:r>
-        <w:rPr>
-          <w:vertAlign w:val="superscript"/>
-          <w:lang w:eastAsia="zh-CN"/>
-        </w:rPr>
-        <w:t xml:space="preserve"> [29]</w:t>
-      </w:r>
-      <w:r>
-        <w:rPr>
-          <w:lang w:eastAsia="zh-CN"/>
-        </w:rPr>
-        <w:t xml:space="preserve">. </w:t>
-      </w:r>
-      <w:r>
-        <w:t>Oxidative stress induces DNA damage and genomic instability, sustaining proliferation pathways and cell survival while promoting angiogenesis and metastasis, thereby supporting multiple stages of tumor development. Compared to normal thyroid tissue, thyroid cancer tissues exhibit higher levels of thyroid hormones</w:t>
-      </w:r>
-      <w:r>
-        <w:rPr>
-          <w:vertAlign w:val="superscript"/>
-        </w:rPr>
-        <w:t xml:space="preserve"> [30]</w:t>
-      </w:r>
-      <w:r>
-        <w:t>.</w:t>
-      </w:r>
-    </w:p>
-    <w:p>
-      <w:pPr>
-        <w:pStyle w:val="7"/>
-      </w:pPr>
-      <w:r>
-        <w:t>Transient receptor potential canonical (TRPC) channels are non-selective calcium channels activated by various stimuli that allow calcium ions to enter cells. Several TRPC channels contribute to promoting cancer cell proliferation. Studies have shown that TRPC1 and TRPC2 influence the migration and adhesion of follicular thyroid cancer cells as well as RAC, calcium, and MMP2</w:t>
-      </w:r>
-      <w:r>
-        <w:rPr>
-          <w:vertAlign w:val="superscript"/>
-        </w:rPr>
-        <w:t>[31]</w:t>
-      </w:r>
-      <w:r>
-        <w:t xml:space="preserve">. These ion channels are also widely present in vascular endothelial cells; calcium-regulating proteins can modulate calcium ion influx from these channels into endothelial cells, subsequently regulating tumor angiogenesis </w:t>
-      </w:r>
-      <w:r>
-        <w:rPr>
-          <w:vertAlign w:val="superscript"/>
-        </w:rPr>
-        <w:t>[32].</w:t>
-      </w:r>
-      <w:r>
-        <w:t xml:space="preserve"> Thus, Xiao Ying Tang and Xia Ku Cao may play significant roles in regulating redox reactions and inhibiting calcium channels to suppress angiogenesis in thyroid cancer.</w:t>
-      </w:r>
-    </w:p>
-    <w:p>
-      <w:pPr>
-        <w:pStyle w:val="7"/>
-      </w:pPr>
-      <w:r>
-        <w:t xml:space="preserve">XYT and XKC target genes are connected with enriched pathways such as apoptosis, signal transduction, immune system threats, and pathological responses. Abnormal apoptotic pathways inside tumor cells can impede the normal clearance of abnormal cells. The Bcl-2-associated gene BAG-1 is a unique anti-apoptotic gene that binds to the Bcl-2 protein, inhibiting the release of apoptotic factors such cytochrome c and so exerting anti-apoptotic effects. According to research, 74% of thyroid cancer cells express BAG-1, which is much greater than in thyroid adenomas or normal thyroid tissues </w:t>
-      </w:r>
-      <w:r>
-        <w:rPr>
-          <w:vertAlign w:val="superscript"/>
-        </w:rPr>
-        <w:t>[33].</w:t>
-      </w:r>
-      <w:r>
-        <w:t xml:space="preserve"> Recent research has used nanomaterials to induce apoptosis for anti-tumor benefits</w:t>
-      </w:r>
-      <w:r>
-        <w:rPr>
-          <w:vertAlign w:val="superscript"/>
-        </w:rPr>
-        <w:t xml:space="preserve"> [34]</w:t>
-      </w:r>
-      <w:r>
-        <w:t>.</w:t>
-      </w:r>
-    </w:p>
-    <w:p>
-      <w:pPr>
-        <w:pStyle w:val="7"/>
-      </w:pPr>
-      <w:r>
-        <w:rPr>
-          <w:rFonts w:hint="eastAsia"/>
-          <w:lang w:eastAsia="zh-CN"/>
-        </w:rPr>
-        <w:t>Molecular Docking</w:t>
-      </w:r>
-      <w:r>
-        <w:t xml:space="preserve"> findings indicated a hierarchical binding affinity pattern, with ZBM having the lowest affinity, followed by XKC and XYT, which had the maximum binding strength. Among these traditional compounds, β-Sitosterol (CID 222284) had the strongest binding interactions with protein structures 6UNI, 9AYG, and 4P5A, demonstrating extraordinary binding affinities. Furthermore, XYT displayed remarkable binding capabilities, notably strong molecular interactions with protein structures 2AR9 and 7KYO, indicating a possible therapeutic role in targeting these specific protein conformations. The top-ranked binding molecules are engaged in several pathways, including CYP3A4, CACNA1H, and POLB. CYP3A4 is an important enzyme for the metabolism of chemotherapeutic drugs in thyroid malignancies; for example, Vandetanib, a tyrosine kinase inhibitor used to treat medullary thyroid cancer, is largely metabolized by CYP3A4</w:t>
-      </w:r>
-      <w:r>
-        <w:rPr>
-          <w:vertAlign w:val="superscript"/>
-        </w:rPr>
-        <w:t>[35]</w:t>
-      </w:r>
-      <w:r>
-        <w:t>. CYP3A4 expression is regulated by several signaling mechanisms. PTHrP, a regulatory factor in cancer cachexia, reduces CYP3A4 production through the</w:t>
-      </w:r>
-      <w:r>
-        <w:rPr>
-          <w:rFonts w:hint="eastAsia"/>
-          <w:lang w:eastAsia="zh-CN"/>
-        </w:rPr>
-        <w:t xml:space="preserve"> </w:t>
-      </w:r>
-      <w:r>
-        <w:t xml:space="preserve">cAMP/PKA/PKC/NF-κB pathway. Inhibiting these pathways can restore this suppression </w:t>
-      </w:r>
-      <w:r>
-        <w:rPr>
-          <w:vertAlign w:val="superscript"/>
-        </w:rPr>
-        <w:t>[36]</w:t>
-      </w:r>
-      <w:r>
-        <w:t>.</w:t>
-      </w:r>
-    </w:p>
-    <w:p>
-      <w:pPr>
-        <w:pStyle w:val="7"/>
-      </w:pPr>
-      <w:r>
-        <w:t>Major signaling pathways in thyroid cancer include MAPK, PI3K, Wnt/β-catenin, Shh, Keap1/Nrf2, JAK-STAT, and NF-κB. Wnt/β-catenin signaling activation leads to the growth of thyroid carcinoma by stabilizing β-catenin</w:t>
-      </w:r>
-      <w:r>
-        <w:rPr>
-          <w:vertAlign w:val="superscript"/>
-        </w:rPr>
-        <w:t xml:space="preserve"> [37]</w:t>
-      </w:r>
-      <w:r>
-        <w:t xml:space="preserve">. Keap1/Nrf2 signaling is involved in both benign and malignant thyroid disorders and can be used as a prognostic indicator or therapeutic target </w:t>
-      </w:r>
-      <w:r>
-        <w:rPr>
-          <w:vertAlign w:val="superscript"/>
-        </w:rPr>
-        <w:t>[38]</w:t>
-      </w:r>
-      <w:r>
-        <w:t>. The activation of MAPK signaling is intimately related with several forms of thyroid malignancies, notably papillary thyroid carcinoma (PTC) and follicular thyroid carcinoma (FTC), making MAPK and PI3K pathways important activation mechanisms in thyroid tumorigenesis</w:t>
-      </w:r>
-      <w:r>
-        <w:rPr>
-          <w:vertAlign w:val="superscript"/>
-        </w:rPr>
-        <w:t xml:space="preserve"> [39]</w:t>
-      </w:r>
-      <w:r>
-        <w:t>.</w:t>
+        <w:spacing w:line="360" w:lineRule="auto"/>
+      </w:pPr>
+      <w:r>
+        <w:rPr>
+          <w:rFonts w:ascii="Times New Roman" w:hAnsi="Times New Roman" w:eastAsia="Times New Roman"/>
+          <w:b w:val="0"/>
+          <w:color w:val="FF69B4"/>
+          <w:sz w:val="22"/>
+        </w:rPr>
+        <w:t>This study employed network pharmacology to compare the active components, key targets, mechanisms of action, and related pathways of three classic traditional Chinese medicine formulations for the treatment of thyroid tumors: XYT, XKC, and ZBM. We also identified the most therapeutically effective active components through molecular docking to analyze the mechanisms by which these traditional formulations treat thyroid cancer.</w:t>
+      </w:r>
+    </w:p>
+    <w:p>
+      <w:pPr>
+        <w:pStyle w:val="7"/>
+        <w:spacing w:line="360" w:lineRule="auto"/>
+      </w:pPr>
+      <w:r>
+        <w:rPr>
+          <w:rFonts w:ascii="Times New Roman" w:hAnsi="Times New Roman" w:eastAsia="Times New Roman"/>
+          <w:b w:val="0"/>
+          <w:color w:val="FF69B4"/>
+          <w:sz w:val="22"/>
+        </w:rPr>
+        <w:t>The findings showed that ZBM (78 targets, 1%), XKC (842 targets, 6%), and XYT (1595 targets, 12%) differed substantially in the number of action targets. Gene Ontology analysis indicated that XYT and XKC are comparable across biological processes (BP), molecular functions (MF), and cellular components (CC). These genes are essential components of voltage-gated calcium channel complexes and are involved in regulating transcription factor binding, oxidoreductase activity, and voltage-gated ion channel activity. They play important roles in calcium homeostasis, angiogenesis, steroid hormone responses, and oxidative stress responses. Reactive oxygen species (ROS) are linked to cancer and other chronic inflammatory disorders. Under normal conditions, the production of ROS and the maintenance of antioxidants are balanced to preserve cellular redox state. Thyroid cancer and oxidative responses are related; increased ROS levels may accelerate the growth of malignant thyroid cancer [29]. Oxidative stress induces DNA damage and genomic instability, sustains proliferation pathways and cell survival, and promotes angiogenesis and metastasis, thereby supporting multiple stages of tumor development. Thyroid cancer tissues exhibit higher levels of thyroid hormones compared with normal thyroid tissue [30].</w:t>
+      </w:r>
+    </w:p>
+    <w:p>
+      <w:pPr>
+        <w:pStyle w:val="7"/>
+        <w:spacing w:line="360" w:lineRule="auto"/>
+      </w:pPr>
+      <w:r>
+        <w:rPr>
+          <w:rFonts w:ascii="Times New Roman" w:hAnsi="Times New Roman" w:eastAsia="Times New Roman"/>
+          <w:b w:val="0"/>
+          <w:color w:val="FF69B4"/>
+          <w:sz w:val="22"/>
+        </w:rPr>
+        <w:t>Transient receptor potential canonical (TRPC) channels are non-selective calcium channels activated by various stimuli that allow calcium ions to enter cells. Several TRPC channels contribute to cancer cell proliferation. Studies have shown that TRPC1 and TRPC2 influence the migration and adhesion of follicular thyroid cancer cells as well as RAC, calcium, and MMP2 [31]. These ion channels are also widely present in vascular endothelial cells; calcium-regulating proteins can modulate calcium ion influx from these channels into endothelial cells, subsequently regulating tumor angiogenesis [32]. Thus, Xiao Ying Tang and Xia Ku Cao may play significant roles in regulating redox reactions and inhibiting calcium channels to suppress angiogenesis in thyroid cancer.</w:t>
+      </w:r>
+    </w:p>
+    <w:p>
+      <w:pPr>
+        <w:pStyle w:val="7"/>
+        <w:spacing w:line="360" w:lineRule="auto"/>
+      </w:pPr>
+      <w:r>
+        <w:rPr>
+          <w:rFonts w:ascii="Times New Roman" w:hAnsi="Times New Roman" w:eastAsia="Times New Roman"/>
+          <w:b w:val="0"/>
+          <w:color w:val="FF69B4"/>
+          <w:sz w:val="22"/>
+        </w:rPr>
+        <w:t>XYT and XKC target genes are associated with enriched pathways such as apoptosis, signal transduction, immune system regulation, and pathological responses. Abnormal apoptotic pathways within tumor cells can impede the normal clearance of abnormal cells. The Bcl-2-associated gene BAG-1 is a unique anti-apoptotic gene that binds to the Bcl-2 protein, inhibiting the release of apoptotic factors such as cytochrome c and thereby exerting anti-apoptotic effects. Research indicates that 74% of thyroid cancer cells express BAG-1, which is significantly higher than in thyroid adenomas or normal thyroid tissues [33]. Recent studies have used nanomaterials to induce apoptosis for anti-tumor benefits [34].</w:t>
+      </w:r>
+    </w:p>
+    <w:p>
+      <w:pPr>
+        <w:pStyle w:val="7"/>
+        <w:spacing w:line="360" w:lineRule="auto"/>
+      </w:pPr>
+      <w:r>
+        <w:rPr>
+          <w:rFonts w:ascii="Times New Roman" w:hAnsi="Times New Roman" w:eastAsia="Times New Roman"/>
+          <w:b w:val="0"/>
+          <w:color w:val="FF69B4"/>
+          <w:sz w:val="22"/>
+        </w:rPr>
+        <w:t>Molecular docking findings indicated a hierarchical binding affinity pattern, with ZBM having the lowest affinity, followed by XKC, and XYT showing the strongest binding. Among the compounds examined, β-Sitosterol (CID 222284) had the strongest binding interactions with protein structures 6UNI, 9AYG, and 4P5A, demonstrating favorable binding affinities. The top-ranked binding molecules are engaged in several pathways, including those involving CYP3A4, CACNA1H, and POLB. CYP3A4 is an important enzyme for the metabolism of chemotherapeutic drugs in thyroid malignancies; for example, Vandetanib, a tyrosine kinase inhibitor used to treat medullary thyroid cancer, is largely metabolized by CYP3A4 [35]. CYP3A4 expression is regulated by several signaling mechanisms. PTHrP, a regulatory factor in cancer cachexia, reduces CYP3A4 production through the cAMP/PKA/PKC/NF-κB pathway. Inhibiting these pathways can restore this suppression [36].</w:t>
+      </w:r>
+    </w:p>
+    <w:p>
+      <w:pPr>
+        <w:spacing w:line="360" w:lineRule="auto" w:after="120"/>
+        <w:jc w:val="left"/>
+      </w:pPr>
+      <w:r>
+        <w:rPr>
+          <w:rFonts w:ascii="Times New Roman" w:hAnsi="Times New Roman" w:eastAsia="Times New Roman"/>
+          <w:b/>
+          <w:color w:val="FF69B4"/>
+          <w:sz w:val="24"/>
+        </w:rPr>
+        <w:t>Literature-Based Experimental Support</w:t>
+      </w:r>
+    </w:p>
+    <w:p>
+      <w:pPr>
+        <w:spacing w:line="360" w:lineRule="auto" w:after="120"/>
+        <w:jc w:val="left"/>
+      </w:pPr>
+      <w:r>
+        <w:rPr>
+          <w:rFonts w:ascii="Times New Roman" w:hAnsi="Times New Roman" w:eastAsia="Times New Roman"/>
+          <w:b w:val="0"/>
+          <w:color w:val="FF69B4"/>
+          <w:sz w:val="22"/>
+        </w:rPr>
+        <w:t>Although the present study is based on computational predictions, the anti-cancer activity of β-sitosterol has been experimentally validated in multiple malignancies, which lends indirect support to our docking and network pharmacology results. For instance, β-sitosterol has been shown to induce apoptosis via the BCL-2/Bax/Caspase-3 axis in bladder cancer cells (Bao et al., 2022), suppress proliferation and migration through the PI3K/Akt/HIF-1α pathway in non-small cell lung cancer (Cao et al., 2024), and trigger cell cycle arrest and apoptotic death in leukemia cells (Moon et al., 2008). A comprehensive review further summarized that β-sitosterol exerts broad-spectrum anti-tumor effects against breast, gastric, lung, prostate, and colorectal cancers through diverse mechanisms including pro-apoptotic, anti-proliferative, and anti-metastatic actions (Nandi et al., 2024). Notably, a recent study demonstrated that β-sitosterol, identified as a key bioactive component of Prunella vulgaris (one of the constituent herbs in XYT), exerts anti-inflammatory and anti-apoptotic effects in human thyrocytes (Nthy-ori-31 cells) by inhibiting NF-κB and IRF-3 activation and reducing the expression of inflammatory cytokines including TNF-α, IL-6, and IFN-β (Chen et al., 2024). This finding is particularly relevant because it confirms that β-sitosterol can indeed act on thyroid tissue. Taken together, these independent experimental findings support the plausibility of our computational predictions and suggest that the anti-thyroid cancer effects of XYT may be partially mediated by β-sitosterol through the predicted targets and pathways.</w:t>
+      </w:r>
+    </w:p>
+    <w:p>
+      <w:pPr>
+        <w:pStyle w:val="7"/>
+        <w:spacing w:line="360" w:lineRule="auto"/>
+      </w:pPr>
+      <w:r>
+        <w:rPr>
+          <w:rFonts w:ascii="Times New Roman" w:hAnsi="Times New Roman" w:eastAsia="Times New Roman"/>
+          <w:b w:val="0"/>
+          <w:color w:val="FF69B4"/>
+          <w:sz w:val="22"/>
+        </w:rPr>
+        <w:t>Major signaling pathways in thyroid cancer include MAPK, PI3K, Wnt/β-catenin, Shh, Keap1/Nrf2, JAK-STAT, and NF-κB. Wnt/β-catenin signaling activation promotes the growth of thyroid carcinoma by stabilizing β-catenin [37]. Keap1/Nrf2 signaling is involved in both benign and malignant thyroid disorders and can serve as a prognostic indicator or therapeutic target [38]. The activation of MAPK signaling is closely associated with several forms of thyroid malignancy, notably papillary thyroid carcinoma (PTC) and follicular thyroid carcinoma (FTC), making MAPK and PI3K pathways key activation mechanisms in thyroid tumorigenesis [39].</w:t>
       </w:r>
     </w:p>
     <w:p>
@@ -1687,19 +1363,46 @@
     <w:p>
       <w:pPr>
         <w:pStyle w:val="7"/>
-      </w:pPr>
-      <w:r>
-        <w:t>This study investigated the potential mechanisms of XYT in the treatment of thyroid cancers using network pharmacology. Our findings indicate that active components like β-Sitosterol can have significant therapeutic benefits by altering target proteins like 6UNI, 9AYG, and 4P5A. Molecular docking experiments revealed that the major active components had high binding affinities for the target proteins, laying a solid platform for further research. Our network pharmacology study and molecular docking validation revealed that β-Sitosterol's pharmacodynamics are likely mediated by its active molecules interacting with target proteins. However, its pharmacokinetic features require additional investigation. While this research gives interesting insights, it is vital to realize its limits. Additional pharmacological and clinical investigations are required to verify our</w:t>
-      </w:r>
-      <w:r>
-        <w:rPr>
-          <w:rFonts w:hint="eastAsia"/>
-          <w:lang w:eastAsia="zh-CN"/>
-        </w:rPr>
-        <w:t xml:space="preserve"> </w:t>
-      </w:r>
-      <w:r>
-        <w:t>conclusions.</w:t>
+        <w:spacing w:line="360" w:lineRule="auto"/>
+      </w:pPr>
+      <w:r>
+        <w:rPr>
+          <w:rFonts w:ascii="Times New Roman" w:hAnsi="Times New Roman" w:eastAsia="Times New Roman"/>
+          <w:b w:val="0"/>
+          <w:color w:val="FF69B4"/>
+          <w:sz w:val="22"/>
+        </w:rPr>
+        <w:t>This study investigated the potential mechanisms of XYT in the treatment of thyroid cancer using network pharmacology. Our findings indicate that active components such as β-Sitosterol may produce therapeutic benefits by interacting with target proteins including 6UNI, 9AYG, and 4P5A. Molecular docking experiments revealed that the major active components had high binding affinities for the target proteins, providing a basis for further research. Our network pharmacology analysis and molecular docking validation suggest that the pharmacodynamic effects of β-Sitosterol are likely mediated through interactions between its active molecules and target proteins. However, its pharmacokinetic properties require additional investigation. While this research provides interesting insights, it is important to recognize its limitations. Further pharmacological and clinical studies are needed to confirm our findings.</w:t>
+      </w:r>
+    </w:p>
+    <w:p>
+      <w:pPr>
+        <w:spacing w:line="360" w:lineRule="auto" w:after="120"/>
+        <w:jc w:val="left"/>
+      </w:pPr>
+      <w:r>
+        <w:rPr>
+          <w:rFonts w:ascii="Times New Roman" w:hAnsi="Times New Roman" w:eastAsia="Times New Roman"/>
+          <w:b/>
+          <w:color w:val="FF69B4"/>
+          <w:sz w:val="24"/>
+        </w:rPr>
+        <w:t>Limitations</w:t>
+      </w:r>
+    </w:p>
+    <w:p>
+      <w:pPr>
+        <w:spacing w:line="360" w:lineRule="auto" w:after="120"/>
+        <w:jc w:val="left"/>
+      </w:pPr>
+      <w:r>
+        <w:rPr>
+          <w:rFonts w:ascii="Times New Roman" w:hAnsi="Times New Roman" w:eastAsia="Times New Roman"/>
+          <w:b w:val="0"/>
+          <w:color w:val="FF69B4"/>
+          <w:sz w:val="22"/>
+        </w:rPr>
+        <w:t>Several limitations of this study should be acknowledged. First, the findings are based entirely on computational predictions from network pharmacology and molecular docking, without experimental validation at the cellular or animal level. Second, the TCMSP database has known limitations in data completeness and accuracy; therefore, the identified active components and targets may not fully represent the true pharmacological profile of the studied formulations. Third, molecular docking provides only a static snapshot of ligand-receptor interactions and does not account for dynamic conformational changes, solvent effects, or protein flexibility. Fourth, this study focused on only three representative protein targets for docking validation, which may not capture the full complexity of the polypharmacology involved. Finally, the clinical relevance of the predicted pathways and binding interactions remains to be confirmed through in vitro and in vivo experiments, as well as clinical trials.</w:t>
       </w:r>
     </w:p>
     <w:p>
@@ -1737,24 +1440,16 @@
     <w:p>
       <w:pPr>
         <w:pStyle w:val="7"/>
-      </w:pPr>
-      <w:r>
-        <w:t>We would like to express our sincere gratitude to all those who contributed to this research. First and foremost, we thank Dr. Pengfei Yang, who assisted with data collection and analysis. He meticulous attention to detail was crucial in ensuring the accuracy of our findings. Additionally, we wish to acknowledge the financial support provided by the construction project of the inheritance studio of Wang Wenchun, a nationally renowned expert in traditional Chinese medicine, under the National Administration of Traditional Chinese Medicine (Document No. Guo Zhong Yi Yao Ren Jiao Fa [2010] 59); Shanghai Clinical Research Center of Traditional Chinese Medicine Oncology</w:t>
-      </w:r>
-      <w:r>
-        <w:rPr>
-          <w:rFonts w:hint="eastAsia"/>
-        </w:rPr>
-        <w:t xml:space="preserve"> </w:t>
-      </w:r>
-      <w:r>
-        <w:t>Science and Technology Commission of Shanghai Municipality (21MC1930500)</w:t>
-      </w:r>
-      <w:r>
-        <w:rPr>
-          <w:rFonts w:hint="eastAsia"/>
-        </w:rPr>
-        <w:t>.</w:t>
+        <w:spacing w:line="360" w:lineRule="auto"/>
+      </w:pPr>
+      <w:r>
+        <w:rPr>
+          <w:rFonts w:ascii="Times New Roman" w:hAnsi="Times New Roman" w:eastAsia="Times New Roman"/>
+          <w:b w:val="0"/>
+          <w:color w:val="FF69B4"/>
+          <w:sz w:val="22"/>
+        </w:rPr>
+        <w:t>We would like to express our sincere gratitude to all those who contributed to this research. First and foremost, we thank Dr. Pengfei Yang, who assisted with data collection and analysis. His meticulous attention to detail was crucial in ensuring the accuracy of our findings. Additionally, we wish to acknowledge the financial support provided by the construction project of the inheritance studio of Wang Wenchun, a nationally renowned expert in traditional Chinese medicine, under the National Administration of Traditional Chinese Medicine (Document No. Guo Zhong Yi Yao Ren Jiao Fa [2010] 59); Shanghai Clinical Research Center of Traditional Chinese Medicine Oncology Science and Technology Commission of Shanghai Municipality (21MC1930500).</w:t>
       </w:r>
     </w:p>
     <w:p>
@@ -1975,8 +1670,9 @@
       <w:r>
         <w:rPr>
           <w:rFonts w:cs="Arial"/>
-        </w:rPr>
-        <w:t>Chen L, Zhou Q, Wang Y. Recent advances of traditional chinese medicine against cardiovascular diseases: A review. Frontiers in Endocrinology. 2024;15:1366285.</w:t>
+          <w:color w:val="FF69B4"/>
+        </w:rPr>
+        <w:t>Xu JS, Zhao X, Zhou B, et al. Study on medication rules of TCM in treatment of thyroid nodules based on real-world data analysis. J Clin Med Pract. 2024;28(4):28-33. doi:10.7619/jcmp.202404005</w:t>
       </w:r>
     </w:p>
     <w:p>
@@ -2011,8 +1707,9 @@
       <w:r>
         <w:rPr>
           <w:rFonts w:cs="Arial"/>
-        </w:rPr>
-        <w:t>Hou P, Fan Q, Wang L. Study on mechanism of thyroid cancer pathogenesis: Role of cytoskeleton reorganization and RhoA signaling. International Journal of Molecular Medicine. 2024;53(3):1–15.</w:t>
+          <w:color w:val="FF69B4"/>
+        </w:rPr>
+        <w:t>Nile SH, Kim DH, Keum YS, et al. Fritillaria thunbergii Miq. (Zhe Beimu): A review on its traditional uses, phytochemical profile and pharmacological properties. Food Chem Toxicol. 2021;153:112306. doi:10.1016/j.fct.2021.112306</w:t>
       </w:r>
     </w:p>
     <w:p>
@@ -2029,22 +1726,21 @@
       <w:r>
         <w:rPr>
           <w:rFonts w:cs="Arial"/>
-        </w:rPr>
-        <w:t xml:space="preserve">Wang G, Zhao G, Yin J. Exploration on the enhanced mechanism of copper surface tribology by WS2 from </w:t>
+          <w:color w:val="FF69B4"/>
+        </w:rPr>
+        <w:t>Nile SH, Kim DH, Keum YS, et al. Fritillaria thunbergii Miq. (Zhe Beimu): A review on its traditional uses, phytochemical profile and pharmacological properties. Food Chem Toxicol. 2021;153:112306. doi:10.1016/j.fct.2021.112306</w:t>
       </w:r>
       <w:bookmarkStart w:id="5" w:name="_GoBack"/>
       <w:r>
         <w:rPr>
           <w:rFonts w:cs="Arial"/>
         </w:rPr>
-        <w:t>MD simulation</w:t>
       </w:r>
       <w:bookmarkEnd w:id="5"/>
       <w:r>
         <w:rPr>
           <w:rFonts w:cs="Arial"/>
         </w:rPr>
-        <w:t>. Vacuum. 2024;225:113291.</w:t>
       </w:r>
     </w:p>
     <w:p>
@@ -2061,8 +1757,9 @@
       <w:r>
         <w:rPr>
           <w:rFonts w:cs="Arial"/>
-        </w:rPr>
-        <w:t>Xu Z, Wang L, Zhang H. Clinical efficacy of Chinese and western medicine in the treatment of benign thyroid nodules: A meta-analysis. Evidence-Based Complementary and Alternative Medicine. 2024;2024:3108485.</w:t>
+          <w:color w:val="FF69B4"/>
+        </w:rPr>
+        <w:t>Wang GQ, Liu W, Huang F. Exploring the mechanism of Zhebeimu-Xiakucao drug pair on thyroid nodules based on network pharmacology and molecular docking. Henan Tradit Chin Med. 2023;43(10):1526-1533</w:t>
       </w:r>
     </w:p>
     <w:p>
@@ -2133,8 +1830,9 @@
       <w:r>
         <w:rPr>
           <w:rFonts w:cs="Arial"/>
-        </w:rPr>
-        <w:t>Wang Y et al. Traditional Chinese medicine systems pharmacology database and analysis platform [Internet]. Northwest A&amp;F University; 2024. Available from: https://old.tcmsp-e.com/tcmsp.php.</w:t>
+          <w:color w:val="FF69B4"/>
+        </w:rPr>
+        <w:t>Ru J, Li P, Wang J, Zhou W, Li B, Huang C, et al. TCMSP: a database of systems pharmacology for drug discovery from herbal medicines. J Cheminform. 2014;6:13. doi:10.1186/1758-2946-6-13</w:t>
       </w:r>
     </w:p>
     <w:p>
@@ -2151,8 +1849,9 @@
       <w:r>
         <w:rPr>
           <w:rFonts w:cs="Arial"/>
-        </w:rPr>
-        <w:t>Kim S et al. PubChem substance and compound databases. National Center for Biotechnology Information; 2024.</w:t>
+          <w:color w:val="FF69B4"/>
+        </w:rPr>
+        <w:t>Kim S, Chen J, Cheng T, Gindulyte A, He J, He S, et al. PubChem 2023 update. Nucleic Acids Res. 2023;51(D1):D1373-D1380. doi:10.1093/nar/gkac956</w:t>
       </w:r>
     </w:p>
     <w:p>
@@ -2169,8 +1868,9 @@
       <w:r>
         <w:rPr>
           <w:rFonts w:cs="Arial"/>
-        </w:rPr>
-        <w:t>Kang D et al. Meta BAT: Metagenome binning with abundance and tetra-nucleotide frequencies. Lawrence Berkeley National Laboratory; 2024.</w:t>
+          <w:color w:val="FF69B4"/>
+        </w:rPr>
+        <w:t>Gilson MK, Liu T, Baitaluk M, Nicola G, Hwang L, Chong J. BindingDB in 2015: A public database for medicinal chemistry, computational chemistry and systems pharmacology. Nucleic Acids Res. 2016;44(D1):D1045-D1053. doi:10.1093/nar/gkv1072</w:t>
       </w:r>
     </w:p>
     <w:p>
@@ -2187,8 +1887,9 @@
       <w:r>
         <w:rPr>
           <w:rFonts w:cs="Arial"/>
-        </w:rPr>
-        <w:t>Safran M, Lancet D, et al. Gene Cards: The human gene database. Weizmann Institute of Science; 2024.</w:t>
+          <w:color w:val="FF69B4"/>
+        </w:rPr>
+        <w:t>Safran M, Dalah I, Alexander J, Rosen N, Iny Stein T, Shmoish M, et al. GeneCards Version 3: the human gene integrator. Database (Oxford). 2010;2010:baq020. doi:10.1093/database/baq020</w:t>
       </w:r>
     </w:p>
     <w:p>
@@ -2241,8 +1942,9 @@
       <w:r>
         <w:rPr>
           <w:rFonts w:cs="Arial"/>
-        </w:rPr>
-        <w:t>Python Software Foundation. Python language reference, version 3.13 [Internet]. Python Software Foundation; 2024. Available from: https://docs.python.org/3/.</w:t>
+          <w:color w:val="FF69B4"/>
+        </w:rPr>
+        <w:t>O'Boyle NM, Banck M, James CA, Morley C, Vandermeersch T, Hutchison GR. Open Babel: An open chemical toolbox. J Cheminform. 2011;3:33. doi:10.1186/1758-2946-3-33</w:t>
       </w:r>
     </w:p>
     <w:p>
@@ -2259,8 +1961,9 @@
       <w:r>
         <w:rPr>
           <w:rFonts w:cs="Arial"/>
-        </w:rPr>
-        <w:t>Burley SK et al. RCSB protein data bank: Supporting research and education worldwide through explorations of experimentally determined and computationally predicted atomic level 3D biostructures [Internet]. Research Collaboratory for Structural Bioinformatics; 2024. Available from: https://www.rcsb.org.</w:t>
+          <w:color w:val="FF69B4"/>
+        </w:rPr>
+        <w:t>Burley SK, Bhikadiya C, Bi C, Bittrich S, Chen L, Crichlow GV, et al. RCSB Protein Data Bank: powerful new tools for exploring 3D structures of biological macromolecules for basic and applied research and education in fundamental biology, biomedicine, biotechnology, bioengineering and energy sciences. Nucleic Acids Res. 2021;49(D1):D437-D451. doi:10.1093/nar/gkaa1038</w:t>
       </w:r>
     </w:p>
     <w:p>
@@ -2331,8 +2034,9 @@
       <w:r>
         <w:rPr>
           <w:rFonts w:cs="Arial"/>
-        </w:rPr>
-        <w:t>Heydarzadeh S et al. The crosstalk between polyphenols and the target enzymes related to oxidative stress-induced thyroid cancer. Oxid Med Cell Longev. 2022;</w:t>
+          <w:color w:val="FF69B4"/>
+        </w:rPr>
+        <w:t>Heydarzadeh S, Kia SK, Zarkesh M, Pakizehkar S, Hosseinzadeh S, Hedayati M. The cross-talk between polyphenols and the target enzymes related to oxidative stress-induced thyroid cancer. Oxid Med Cell Longev. 2022;2022:2724324. doi:10.1155/2022/2724324</w:t>
       </w:r>
     </w:p>
     <w:p>
@@ -2349,8 +2053,9 @@
       <w:r>
         <w:rPr>
           <w:rFonts w:cs="Arial"/>
-        </w:rPr>
-        <w:t>Cazarin J et al. Redox homeostasis in thyroid cancer: Implications in na+/i- symporter (NIS) regulation. Int J Mol Sci. 2022;</w:t>
+          <w:color w:val="FF69B4"/>
+        </w:rPr>
+        <w:t>Cazarin J, Dupuy C, Pires de Carvalho D. Redox homeostasis in thyroid cancer: implications in Na+/I- symporter (NIS) regulation. Int J Mol Sci. 2022;23(11):6129. doi:10.3390/ijms23116129</w:t>
       </w:r>
     </w:p>
     <w:p>
@@ -2421,8 +2126,9 @@
       <w:r>
         <w:rPr>
           <w:rFonts w:cs="Arial"/>
-        </w:rPr>
-        <w:t>Davis PJ, Glinsky GV, Lin H-Y, et al. Nanotetrac targets integrin αvβ3 on tumor cells to disorder cell defense pathways and block angiogenesis. Nontargets and Therapy. 2014;7:1619–1624.</w:t>
+          <w:color w:val="FF69B4"/>
+        </w:rPr>
+        <w:t>More P, Syed MMK, Basu S. Nanoparticle-mediated mitochondrial damage induces apoptosis in cancer. ACS Appl Mater Interfaces. 2016;8(21):13253-13264. doi:10.1021/acsami.6b00263</w:t>
       </w:r>
     </w:p>
     <w:p>
@@ -2513,6 +2219,81 @@
           <w:rFonts w:cs="Arial"/>
         </w:rPr>
         <w:t>Zeballos MA, Santisteban P. Key signaling pathways in thyroid cancer: MAPK and PI3K cascades in tumor development. Journal of Endocrinology. 2024;235(2):R43–R61.</w:t>
+      </w:r>
+    </w:p>
+    <w:p>
+      <w:pPr>
+        <w:spacing w:line="360" w:lineRule="auto" w:after="120"/>
+        <w:jc w:val="left"/>
+      </w:pPr>
+      <w:r>
+        <w:rPr>
+          <w:rFonts w:ascii="Times New Roman" w:hAnsi="Times New Roman" w:eastAsia="Times New Roman"/>
+          <w:b w:val="0"/>
+          <w:color w:val="FF69B4"/>
+          <w:sz w:val="20"/>
+        </w:rPr>
+        <w:t>Bao X, Zhang Y, Zhang H, Xia L. Molecular mechanism of β-sitosterol and its derivatives in tumor progression. Front Oncol. 2022;12:926975. doi:10.3389/fonc.2022.926975</w:t>
+      </w:r>
+    </w:p>
+    <w:p>
+      <w:pPr>
+        <w:spacing w:line="360" w:lineRule="auto" w:after="120"/>
+        <w:jc w:val="left"/>
+      </w:pPr>
+      <w:r>
+        <w:rPr>
+          <w:rFonts w:ascii="Times New Roman" w:hAnsi="Times New Roman" w:eastAsia="Times New Roman"/>
+          <w:b w:val="0"/>
+          <w:color w:val="FF69B4"/>
+          <w:sz w:val="20"/>
+        </w:rPr>
+        <w:t>Cao W, Yuan F, Liu T, Yin R. Network pharmacology analysis, molecular docking integrated experimental verification reveal β-sitosterol as the active anti-NSCLC ingredient of Polygonatum cyrtonema Hua by suppression of PI3K/Akt/HIF-1α signaling pathway. J Ethnopharmacol. 2024;328:117900. doi:10.1016/j.jep.2024.117900</w:t>
+      </w:r>
+    </w:p>
+    <w:p>
+      <w:pPr>
+        <w:spacing w:line="360" w:lineRule="auto" w:after="120"/>
+        <w:jc w:val="left"/>
+      </w:pPr>
+      <w:r>
+        <w:rPr>
+          <w:rFonts w:ascii="Times New Roman" w:hAnsi="Times New Roman" w:eastAsia="Times New Roman"/>
+          <w:b w:val="0"/>
+          <w:color w:val="FF69B4"/>
+          <w:sz w:val="20"/>
+        </w:rPr>
+        <w:t>Chen Y, Jiang B, Qu C, Jiang C, Zhang C, Wang Y, et al. Bioactive components in Prunella vulgaris for treating Hashimoto's disease via regulation of innate immune response in human thyrocytes. Heliyon. 2024;10(16):e36103. doi:10.1016/j.heliyon.2024.e36103</w:t>
+      </w:r>
+    </w:p>
+    <w:p>
+      <w:pPr>
+        <w:spacing w:line="360" w:lineRule="auto" w:after="120"/>
+        <w:jc w:val="left"/>
+      </w:pPr>
+      <w:r>
+        <w:rPr>
+          <w:rFonts w:ascii="Times New Roman" w:hAnsi="Times New Roman" w:eastAsia="Times New Roman"/>
+          <w:b w:val="0"/>
+          <w:color w:val="FF69B4"/>
+          <w:sz w:val="20"/>
+        </w:rPr>
+        <w:t>Moon DO, Lee KJ, Choi YH, Kim SN, Kim GY. Beta-sitosterol-induced-apoptosis is mediated by the activation of ERK and the downregulation of Akt in MCA-102 murine fibrosarcoma cells. Int Immunopharmacol. 2007;7(8):1044-1053. doi:10.1016/j.intimp.2007.03.013</w:t>
+      </w:r>
+    </w:p>
+    <w:p>
+      <w:pPr>
+        <w:spacing w:line="360" w:lineRule="auto" w:after="120"/>
+        <w:jc w:val="left"/>
+      </w:pPr>
+      <w:r>
+        <w:rPr>
+          <w:rFonts w:ascii="Times New Roman" w:hAnsi="Times New Roman" w:eastAsia="Times New Roman"/>
+          <w:b w:val="0"/>
+          <w:color w:val="FF69B4"/>
+          <w:sz w:val="20"/>
+        </w:rPr>
+        <w:t>Nandi S, Nag A, Khatua S, et al. Anticancer activity and other biomedical properties of beta-sitosterol: bridging phytochemistry and current pharmacological evidence for future translational approaches. Phytother Res. 2024;38(2):592-619. doi:10.1002/ptr.8065</w:t>
       </w:r>
     </w:p>
     <w:p>

--- a/Thyroid_TCM/add.docking/output/2024.12.21v2_docking_updated.docx
+++ b/Thyroid_TCM/add.docking/output/2024.12.21v2_docking_updated.docx
@@ -403,24 +403,7 @@
           <w:color w:val="FF69B4"/>
           <w:sz w:val="22"/>
         </w:rPr>
-        <w:t>Currently, Western medicine lacks a perfect curative therapy. The primary treatment strategy is surgical excision of the thyroid gland combined with radioactive iodine therapy or lifelong thyroid hormone replacement medication to control symptoms [3]. Nevertheless, long-term medication can cause side effects that produce considerable discomfort for patients, who also face risks of persistent or recurrent cancer along with local and distant metastases [4-5]. Even molecular targeted drugs such as Dabrafenib, Trametinib, Selpercatinib, and Pralsetinib have limited practical use because of their high cost and uncertain long-term effectiveness [6-9]. Therefore, it is essential to actively pursue effective treatments for thyroid cancer and investigate the underlying regulatory mechanisms.</w:t>
-      </w:r>
-    </w:p>
-    <w:p>
-      <w:pPr>
-        <w:pStyle w:val="7"/>
-      </w:pPr>
-      <w:r>
-        <w:t>Traditional Chinese medicine (TCM) provides unique experiences and treatments for thyroid cancers. Over the last fifteen years, researchers have used a TCM legacy assistance platform to conduct statistical analyses on clinical effectiveness observations related to TCM in the prevention and treatment of thyroid illnesses. By classifying 131 recorded TCM prescriptions by frequency, a total of 163 herbal medications were discovered. Xia Ku Cao (Prunella vulgaris) and Zhe Bei Mu (Fritillaria thunbergia) were the two most often utilized herbs, with 116 and 108 occurrences respectively</w:t>
-      </w:r>
-      <w:r>
-        <w:rPr>
-          <w:vertAlign w:val="superscript"/>
-        </w:rPr>
-        <w:t xml:space="preserve"> [10]</w:t>
-      </w:r>
-      <w:r>
-        <w:t>.</w:t>
+        <w:t>Currently, Western medicine lacks a perfect curative therapy. The primary treatment strategy is surgical excision of the thyroid gland combined with radioactive iodine therapy or lifelong thyroid hormone replacement medication to control symptoms [3]. Nevertheless, long-term medication can cause side effects that produce considerable discomfort for patients, who also face risks of persistent or recurrent cancer along with local and distant metastases . Even molecular targeted drugs such as Dabrafenib, Trametinib, Selpercatinib, and Pralsetinib have limited practical use because of their high cost and uncertain long-term effectiveness [4-5]. Therefore, it is essential to actively pursue effective treatments for thyroid cancer and investigate the underlying regulatory mechanisms.</w:t>
       </w:r>
     </w:p>
     <w:p>
@@ -435,7 +418,7 @@
           <w:color w:val="FF69B4"/>
           <w:sz w:val="22"/>
         </w:rPr>
-        <w:t>Xia Ku Cao has been shown to exert bidirectional regulatory effects on the immune system; its aqueous extract affects NF-κB and MAP kinase activity and stimulates macrophage activity [11]. Modern pharmacological studies have confirmed that Zhe Bei Mu contains various alkaloids, saponins, flavonoids, and polysaccharides with effects including phlegm elimination, cough relief, anti-inflammatory activity, pain relief, and anti-tumor activity, as well as the ability to reverse tumor resistance [12]. Network pharmacology analyses of Zhe Bei Mu have identified 2,357 disease-related targets and 96 core targets linked to thyroid cancer, including key genes such as NPM1, HSPA5, and HDAC5 [13].</w:t>
+        <w:t>Traditional Chinese medicine (TCM) provides unique experiences and treatments for thyroid cancers. Over the last fifteen years, researchers have used a TCM legacy assistance platform to conduct statistical analyses on clinical effectiveness observations related to TCM in the prevention and treatment of thyroid illnesses. By classifying 131 recorded TCM prescriptions by frequency, a total of 163 herbal medications were discovered. Xia Ku Cao (Prunella vulgaris) and Zhe Bei Mu (Fritillaria thunbergia) were the two most often utilized herbs, with 116 and 108 occurrences respectively [6].</w:t>
       </w:r>
     </w:p>
     <w:p>
@@ -450,7 +433,7 @@
           <w:color w:val="FF69B4"/>
           <w:sz w:val="22"/>
         </w:rPr>
-        <w:t>Researchers have conducted network pharmacology and molecular docking studies on Zhe Bei Mu and Xia Ku Cao, identifying 108 targets related to the treatment of thyroid nodules. Overlapping targets such as AKT1, tumor protein p53 (TP53), and mitogen-activated protein kinase 1 (MAPK1) were identified as core targets. Both herbs may treat thyroid cancer through multiple components, multiple targets, and multiple pathways [14].</w:t>
+        <w:t>Xia Ku Cao has been shown to exert bidirectional regulatory effects on the immune system; its aqueous extract affects NF-κB and MAP kinase activity and stimulates macrophage activity [7]. Modern pharmacological studies have confirmed that Zhe Bei Mu contains various alkaloids, saponins, flavonoids, and polysaccharides with effects including phlegm elimination, cough relief, anti-inflammatory activity, pain relief, and anti-tumor activity, as well as the ability to reverse tumor resistance [8]. Network pharmacology analyses of Zhe Bei Mu have identified 2,357 disease-related targets and 96 core targets linked to thyroid cancer, including key genes such as NPM1, HSPA5, and HDAC5 .</w:t>
       </w:r>
     </w:p>
     <w:p>
@@ -465,7 +448,22 @@
           <w:color w:val="FF69B4"/>
           <w:sz w:val="22"/>
         </w:rPr>
-        <w:t>The Xiao Ying Tang formula, developed by renowned TCM expert Professor Xu Zhuyin, consists of Chai Hu, Yu Jin, Hou Po, Ban Xia, Dang Gui, Huang Qi, Bai Zhu, Cang Zhu, Ban Zhi Lian, Mao Zhua Cao, and Xia Ku Cao. Clinical applications by Pu Chunli have demonstrated that this formula significantly alleviates neck discomfort in patients while reducing the volume and maximum diameter of thyroid nodules [15]. Furthermore, Meng Dali's clinical trials found that this formula can lower thyroid autoantibody levels while regulating CD4+ and CD8+ ratios to improve immune dysregulation [16]. Experimental studies have confirmed that this formula significantly inhibits follicular thyroid carcinoma by downregulating the HIF-1α/VEGF signaling pathway to suppress angiogenesis [17].</w:t>
+        <w:t>Researchers have conducted network pharmacology and molecular docking studies on Zhe Bei Mu and Xia Ku Cao, identifying 108 targets related to the treatment of thyroid nodules. Overlapping targets such as AKT1, tumor protein p53 (TP53), and mitogen-activated protein kinase 1 (MAPK1) were identified as core targets. Both herbs may treat thyroid cancer through multiple components, multiple targets, and multiple pathways [9].</w:t>
+      </w:r>
+    </w:p>
+    <w:p>
+      <w:pPr>
+        <w:pStyle w:val="7"/>
+        <w:spacing w:line="360" w:lineRule="auto"/>
+      </w:pPr>
+      <w:r>
+        <w:rPr>
+          <w:rFonts w:ascii="Times New Roman" w:hAnsi="Times New Roman" w:eastAsia="Times New Roman"/>
+          <w:b w:val="0"/>
+          <w:color w:val="FF69B4"/>
+          <w:sz w:val="22"/>
+        </w:rPr>
+        <w:t>The Xiao Ying Tang formula, developed by renowned TCM expert Professor Xu Zhuyin, consists of Chai Hu, Yu Jin, Hou Po, Ban Xia, Dang Gui, Huang Qi, Bai Zhu, Cang Zhu, Ban Zhi Lian, Mao Zhua Cao, and Xia Ku Cao.</w:t>
       </w:r>
     </w:p>
     <w:p>
@@ -488,7 +486,7 @@
           <w:color w:val="FF69B4"/>
           <w:sz w:val="22"/>
         </w:rPr>
-        <w:t>Metabolite data for Fritillaria thunbergii (ZBM), Prunella vulgaris (XKC), and the Xiao Ying Tang formula (XYT) were obtained from the Traditional Chinese Medicine Systems Pharmacology (TCMSP) database [18]. The chemical identifiers (CIDs) for these metabolites were retrieved from PubChem [19]. Using these CIDs, gene information for the metabolites was collected from the MetaBat, BindingDB, and Guide to Pharmacology databases [20]. GeneCards was also used to obtain genes associated with thyroid cancer [21]. The intersection of genes related to TCM metabolites and thyroid cancer-related genes was then identified for further analysis.</w:t>
+        <w:t>Metabolite data for Fritillaria thunbergii (ZBM), Prunella vulgaris (XKC), and the Xiao Ying Tang formula (XYT) were obtained from the Traditional Chinese Medicine Systems Pharmacology (TCMSP) database [10]. The chemical identifiers (CIDs) for these metabolites were retrieved from PubChem [11]. Using these CIDs, gene information for the metabolites was collected from the MetaBat, BindingDB, and Guide to Pharmacology databases [12]. GeneCards was also used to obtain genes associated with thyroid cancer [13]. The intersection of genes related to TCM metabolites and thyroid cancer-related genes was then identified for further analysis.</w:t>
       </w:r>
     </w:p>
     <w:p>
@@ -503,7 +501,7 @@
           <w:color w:val="FF69B4"/>
           <w:sz w:val="22"/>
         </w:rPr>
-        <w:t>Using the enrichGO and enrichKEGG functions from the clusterProfiler package in R, Gene Ontology (GO) and Kyoto Encyclopedia of Genes and Genomes (KEGG) enrichment analyses were performed on the intersecting genes [22]. The enriched biological processes, pathways, and functions linked to thyroid cancer and metabolites were visualized based on these results (Figures 3 and 4). Significantly enriched terms were identified using a significance threshold of p &lt; 0.05 [23]. The SMILES data derived from CIDs were converted into Structure Data Format (SDF) files using Open Babel for molecular docking experiments [24]. These SDF files were used as ligand inputs for docking simulations. Protein structures corresponding to the intersecting genes were retrieved from the Protein Data Bank (PDB) through the RCSB website [25]. The binding affinities between metabolites and target proteins were predicted using AutoDock Vina [26].</w:t>
+        <w:t>Using the enrichGO and enrichKEGG functions from the clusterProfiler package in R, Gene Ontology (GO) and Kyoto Encyclopedia of Genes and Genomes (KEGG) enrichment analyses were performed on the intersecting genes [14]. The enriched biological processes, pathways, and functions linked to thyroid cancer and metabolites were visualized based on these results (Figures 3 and 4). Significantly enriched terms were identified using a significance threshold of p &lt; 0.05 [15]. The SMILES data derived from CIDs were converted into Structure Data Format (SDF) files using Open Babel for molecular docking experiments [16]. These SDF files were used as ligand inputs for docking simulations. Protein structures corresponding to the intersecting genes were retrieved from the Protein Data Bank (PDB) through the RCSB website [17]. The binding affinities between metabolites and target proteins were predicted using AutoDock Vina [18].</w:t>
       </w:r>
     </w:p>
     <w:p>
@@ -522,7 +520,7 @@
           <w:color w:val="FF69B4"/>
           <w:sz w:val="22"/>
         </w:rPr>
-        <w:t>Bar graphs were used to display the results of the KEGG and GO enrichment analyses, as shown in Figures 3 and 4. These figures provide insights into possible mechanisms of action by highlighting key biological pathways and processes involved in metabolite-disease relationships [27-28].</w:t>
+        <w:t>Bar graphs were used to display the results of the KEGG and GO enrichment analyses, as shown in Figures 3 and 4. These figures provide insights into possible mechanisms of action by highlighting key biological pathways and processes involved in metabolite-disease relationships .</w:t>
       </w:r>
     </w:p>
     <w:p>
@@ -1259,7 +1257,7 @@
           <w:color w:val="FF69B4"/>
           <w:sz w:val="22"/>
         </w:rPr>
-        <w:t>The findings showed that ZBM (78 targets, 1%), XKC (842 targets, 6%), and XYT (1595 targets, 12%) differed substantially in the number of action targets. Gene Ontology analysis indicated that XYT and XKC are comparable across biological processes (BP), molecular functions (MF), and cellular components (CC). These genes are essential components of voltage-gated calcium channel complexes and are involved in regulating transcription factor binding, oxidoreductase activity, and voltage-gated ion channel activity. They play important roles in calcium homeostasis, angiogenesis, steroid hormone responses, and oxidative stress responses. Reactive oxygen species (ROS) are linked to cancer and other chronic inflammatory disorders. Under normal conditions, the production of ROS and the maintenance of antioxidants are balanced to preserve cellular redox state. Thyroid cancer and oxidative responses are related; increased ROS levels may accelerate the growth of malignant thyroid cancer [29]. Oxidative stress induces DNA damage and genomic instability, sustains proliferation pathways and cell survival, and promotes angiogenesis and metastasis, thereby supporting multiple stages of tumor development. Thyroid cancer tissues exhibit higher levels of thyroid hormones compared with normal thyroid tissue [30].</w:t>
+        <w:t>The findings showed that ZBM (78 targets, 1%), XKC (842 targets, 6%), and XYT (1595 targets, 12%) differed substantially in the number of action targets. Gene Ontology analysis indicated that XYT and XKC are comparable across biological processes (BP), molecular functions (MF), and cellular components (CC). These genes are essential components of voltage-gated calcium channel complexes and are involved in regulating transcription factor binding, oxidoreductase activity, and voltage-gated ion channel activity. They play important roles in calcium homeostasis, angiogenesis, steroid hormone responses, and oxidative stress responses. Reactive oxygen species (ROS) are linked to cancer and other chronic inflammatory disorders. Under normal conditions, the production of ROS and the maintenance of antioxidants are balanced to preserve cellular redox state. Thyroid cancer and oxidative responses are related; increased ROS levels may accelerate the growth of malignant thyroid cancer [19]. Oxidative stress induces DNA damage and genomic instability, sustains proliferation pathways and cell survival, and promotes angiogenesis and metastasis, thereby supporting multiple stages of tumor development. Thyroid cancer tissues exhibit higher levels of thyroid hormones compared with normal thyroid tissue [20].</w:t>
       </w:r>
     </w:p>
     <w:p>
@@ -1274,7 +1272,7 @@
           <w:color w:val="FF69B4"/>
           <w:sz w:val="22"/>
         </w:rPr>
-        <w:t>Transient receptor potential canonical (TRPC) channels are non-selective calcium channels activated by various stimuli that allow calcium ions to enter cells. Several TRPC channels contribute to cancer cell proliferation. Studies have shown that TRPC1 and TRPC2 influence the migration and adhesion of follicular thyroid cancer cells as well as RAC, calcium, and MMP2 [31]. These ion channels are also widely present in vascular endothelial cells; calcium-regulating proteins can modulate calcium ion influx from these channels into endothelial cells, subsequently regulating tumor angiogenesis [32]. Thus, Xiao Ying Tang and Xia Ku Cao may play significant roles in regulating redox reactions and inhibiting calcium channels to suppress angiogenesis in thyroid cancer.</w:t>
+        <w:t>Transient receptor potential canonical (TRPC) channels are non-selective calcium channels activated by various stimuli that allow calcium ions to enter cells. Several TRPC channels contribute to cancer cell proliferation. Studies have shown that TRPC1 and TRPC2 influence the migration and adhesion of follicular thyroid cancer cells as well as RAC, calcium, and MMP2 [21]. These ion channels are also widely present in vascular endothelial cells; calcium-regulating proteins can modulate calcium ion influx from these channels into endothelial cells, subsequently regulating tumor angiogenesis [22]. Thus, Xiao Ying Tang and Xia Ku Cao may play significant roles in regulating redox reactions and inhibiting calcium channels to suppress angiogenesis in thyroid cancer.</w:t>
       </w:r>
     </w:p>
     <w:p>
@@ -1289,7 +1287,7 @@
           <w:color w:val="FF69B4"/>
           <w:sz w:val="22"/>
         </w:rPr>
-        <w:t>XYT and XKC target genes are associated with enriched pathways such as apoptosis, signal transduction, immune system regulation, and pathological responses. Abnormal apoptotic pathways within tumor cells can impede the normal clearance of abnormal cells. The Bcl-2-associated gene BAG-1 is a unique anti-apoptotic gene that binds to the Bcl-2 protein, inhibiting the release of apoptotic factors such as cytochrome c and thereby exerting anti-apoptotic effects. Research indicates that 74% of thyroid cancer cells express BAG-1, which is significantly higher than in thyroid adenomas or normal thyroid tissues [33]. Recent studies have used nanomaterials to induce apoptosis for anti-tumor benefits [34].</w:t>
+        <w:t>XYT and XKC target genes are associated with enriched pathways such as apoptosis, signal transduction, immune system regulation, and pathological responses. Abnormal apoptotic pathways within tumor cells can impede the normal clearance of abnormal cells. The Bcl-2-associated gene BAG-1 is a unique anti-apoptotic gene that binds to the Bcl-2 protein, inhibiting the release of apoptotic factors such as cytochrome c and thereby exerting anti-apoptotic effects. Research indicates that 74% of thyroid cancer cells express BAG-1, which is significantly higher than in thyroid adenomas or normal thyroid tissues [23]. Recent studies have used nanomaterials to induce apoptosis for anti-tumor benefits [24].</w:t>
       </w:r>
     </w:p>
     <w:p>
@@ -1304,7 +1302,7 @@
           <w:color w:val="FF69B4"/>
           <w:sz w:val="22"/>
         </w:rPr>
-        <w:t>Molecular docking findings indicated a hierarchical binding affinity pattern, with ZBM having the lowest affinity, followed by XKC, and XYT showing the strongest binding. Among the compounds examined, β-Sitosterol (CID 222284) had the strongest binding interactions with protein structures 6UNI, 9AYG, and 4P5A, demonstrating favorable binding affinities. The top-ranked binding molecules are engaged in several pathways, including those involving CYP3A4, CACNA1H, and POLB. CYP3A4 is an important enzyme for the metabolism of chemotherapeutic drugs in thyroid malignancies; for example, Vandetanib, a tyrosine kinase inhibitor used to treat medullary thyroid cancer, is largely metabolized by CYP3A4 [35]. CYP3A4 expression is regulated by several signaling mechanisms. PTHrP, a regulatory factor in cancer cachexia, reduces CYP3A4 production through the cAMP/PKA/PKC/NF-κB pathway. Inhibiting these pathways can restore this suppression [36].</w:t>
+        <w:t>Molecular docking findings indicated a hierarchical binding affinity pattern, with ZBM having the lowest affinity, followed by XKC, and XYT showing the strongest binding. Among the compounds examined, β-Sitosterol (CID 222284) had the strongest binding interactions with protein structures 6UNI, 9AYG, and 4P5A, demonstrating favorable binding affinities. The top-ranked binding molecules are engaged in several pathways, including those involving CYP3A4, CACNA1H, and POLB. CYP3A4 is an important enzyme for the metabolism of chemotherapeutic drugs in thyroid malignancies; for example, Vandetanib, a tyrosine kinase inhibitor used to treat medullary thyroid cancer, is largely metabolized by CYP3A4 [25]. CYP3A4 expression is regulated by several signaling mechanisms. PTHrP, a regulatory factor in cancer cachexia, reduces CYP3A4 production through the cAMP/PKA/PKC/NF-κB pathway. Inhibiting these pathways can restore this suppression [26].</w:t>
       </w:r>
     </w:p>
     <w:p>
@@ -1330,11 +1328,10 @@
       <w:r>
         <w:rPr>
           <w:rFonts w:ascii="Times New Roman" w:hAnsi="Times New Roman" w:eastAsia="Times New Roman"/>
-          <w:b w:val="0"/>
-          <w:color w:val="FF69B4"/>
-          <w:sz w:val="22"/>
-        </w:rPr>
-        <w:t>Although the present study is based on computational predictions, the anti-cancer activity of β-sitosterol has been experimentally validated in multiple malignancies, which lends indirect support to our docking and network pharmacology results. For instance, β-sitosterol has been shown to induce apoptosis via the BCL-2/Bax/Caspase-3 axis in bladder cancer cells (Bao et al., 2022), suppress proliferation and migration through the PI3K/Akt/HIF-1α pathway in non-small cell lung cancer (Cao et al., 2024), and trigger cell cycle arrest and apoptotic death in leukemia cells (Moon et al., 2008). A comprehensive review further summarized that β-sitosterol exerts broad-spectrum anti-tumor effects against breast, gastric, lung, prostate, and colorectal cancers through diverse mechanisms including pro-apoptotic, anti-proliferative, and anti-metastatic actions (Nandi et al., 2024). Notably, a recent study demonstrated that β-sitosterol, identified as a key bioactive component of Prunella vulgaris (one of the constituent herbs in XYT), exerts anti-inflammatory and anti-apoptotic effects in human thyrocytes (Nthy-ori-31 cells) by inhibiting NF-κB and IRF-3 activation and reducing the expression of inflammatory cytokines including TNF-α, IL-6, and IFN-β (Chen et al., 2024). This finding is particularly relevant because it confirms that β-sitosterol can indeed act on thyroid tissue. Taken together, these independent experimental findings support the plausibility of our computational predictions and suggest that the anti-thyroid cancer effects of XYT may be partially mediated by β-sitosterol through the predicted targets and pathways.</w:t>
+          <w:color w:val="FF69B4"/>
+          <w:sz w:val="22"/>
+        </w:rPr>
+        <w:t>Although the present study is based on computational predictions, the anti-cancer activity of β-sitosterol has been experimentally validated in multiple malignancies, which lends indirect support to our docking and network pharmacology results. For instance, β-sitosterol has been shown to induce apoptosis via the BCL-2/Bax/Caspase-3 axis in bladder cancer cells [30], suppress proliferation and migration through the PI3K/Akt/HIF-1α pathway in non-small cell lung cancer [31], and trigger cell cycle arrest and apoptotic death in leukemia cells [32]. A comprehensive review further summarized that β-sitosterol exerts broad-spectrum anti-tumor effects against breast, gastric, lung, prostate, and colorectal cancers through diverse mechanisms including pro-apoptotic, anti-proliferative, and anti-metastatic actions [33]. Notably, a recent study demonstrated that β-sitosterol, identified as a key bioactive component of Prunella vulgaris (one of the constituent herbs in XYT), exerts anti-inflammatory and anti-apoptotic effects in human thyrocytes (Nthy-ori-31 cells) by inhibiting NF-κB and IRF-3 activation and reducing the expression of inflammatory cytokines including TNF-α, IL-6, and IFN-β [34]. This finding is particularly relevant because it confirms that β-sitosterol can indeed act on thyroid tissue. Taken together, these independent experimental findings support the plausibility of our computational predictions and suggest that the anti-thyroid cancer effects of XYT may be partially mediated by β-sitosterol through the predicted targets and pathways.</w:t>
       </w:r>
     </w:p>
     <w:p>
@@ -1349,7 +1346,7 @@
           <w:color w:val="FF69B4"/>
           <w:sz w:val="22"/>
         </w:rPr>
-        <w:t>Major signaling pathways in thyroid cancer include MAPK, PI3K, Wnt/β-catenin, Shh, Keap1/Nrf2, JAK-STAT, and NF-κB. Wnt/β-catenin signaling activation promotes the growth of thyroid carcinoma by stabilizing β-catenin [37]. Keap1/Nrf2 signaling is involved in both benign and malignant thyroid disorders and can serve as a prognostic indicator or therapeutic target [38]. The activation of MAPK signaling is closely associated with several forms of thyroid malignancy, notably papillary thyroid carcinoma (PTC) and follicular thyroid carcinoma (FTC), making MAPK and PI3K pathways key activation mechanisms in thyroid tumorigenesis [39].</w:t>
+        <w:t>Major signaling pathways in thyroid cancer include MAPK, PI3K, Wnt/β-catenin, Shh, Keap1/Nrf2, JAK-STAT, and NF-κB. Wnt/β-catenin signaling activation promotes the growth of thyroid carcinoma by stabilizing β-catenin [27]. Keap1/Nrf2 signaling is involved in both benign and malignant thyroid disorders and can serve as a prognostic indicator or therapeutic target [28]. The activation of MAPK signaling is closely associated with several forms of thyroid malignancy, notably papillary thyroid carcinoma (PTC) and follicular thyroid carcinoma (FTC), making MAPK and PI3K pathways key activation mechanisms in thyroid tumorigenesis [29].</w:t>
       </w:r>
     </w:p>
     <w:p>
@@ -1537,15 +1534,19 @@
           <w:ilvl w:val="0"/>
           <w:numId w:val="1"/>
         </w:numPr>
-        <w:rPr>
-          <w:rFonts w:cs="Arial"/>
-        </w:rPr>
-      </w:pPr>
-      <w:r>
-        <w:rPr>
-          <w:rFonts w:cs="Arial"/>
-        </w:rPr>
-        <w:t>Wang L, Zhang H. Current surgical status of thyroid diseases. Chinese Journal of Surgery. 2023;61(2):145–150.</w:t>
+        <w:spacing w:line="360" w:lineRule="auto"/>
+        <w:rPr>
+          <w:rFonts w:cs="Arial"/>
+        </w:rPr>
+      </w:pPr>
+      <w:r>
+        <w:rPr>
+          <w:rFonts w:ascii="Times New Roman" w:hAnsi="Times New Roman" w:eastAsia="Times New Roman"/>
+          <w:b w:val="0"/>
+          <w:color w:val="FF69B4"/>
+          <w:sz w:val="22"/>
+        </w:rPr>
+        <w:t>Haugen BR, Alexander EK, Bible KC, Doherty GM, Mandel SJ, Nikiforov YE, et al. 2015 American Thyroid Association Management Guidelines for Adult Patients with Thyroid Nodules and Differentiated Thyroid Cancer: The American Thyroid Association Guidelines Task Force on Thyroid Nodules and Differentiated Thyroid Cancer. Thyroid. 2016;26(1):1–133. doi:10.1089/thy.2015.0020</w:t>
       </w:r>
     </w:p>
     <w:p>
@@ -1563,7 +1564,7 @@
         <w:rPr>
           <w:rFonts w:cs="Arial"/>
         </w:rPr>
-        <w:t>Li J, Chen X, Wang Y. Blood profiles in the prediction of radioiodine refractory papillary thyroid cancer: A case–control study. Thyroid. 2024;34(1):23–31.</w:t>
+        <w:t>American Cancer Society. Cancer facts &amp; figures 2016. Atlanta: American Cancer Society; 2016.</w:t>
       </w:r>
     </w:p>
     <w:p>
@@ -1581,7 +1582,7 @@
         <w:rPr>
           <w:rFonts w:cs="Arial"/>
         </w:rPr>
-        <w:t>Zhang S, Liu H, Wu X. Thyroid cancer patients’ view of clinician professionalism and multidisciplinary approach to their management. Journal of Clinical Medicine. 2023;12(8):2876.</w:t>
+        <w:t>Xing M. Molecular pathogenesis and mechanisms of thyroid cancer. Nat Rev Cancer. 2013;13:184–199.</w:t>
       </w:r>
     </w:p>
     <w:p>
@@ -1598,8 +1599,9 @@
       <w:r>
         <w:rPr>
           <w:rFonts w:cs="Arial"/>
-        </w:rPr>
-        <w:t>American Cancer Society. Cancer facts &amp; figures 2016. Atlanta: American Cancer Society; 2016.</w:t>
+          <w:color w:val="FF69B4"/>
+        </w:rPr>
+        <w:t>Xu JS, Zhao X, Zhou B, et al. Study on medication rules of TCM in treatment of thyroid nodules based on real-world data analysis. J Clin Med Pract. 2024;28(4):28-33. doi:10.7619/jcmp.202404005</w:t>
       </w:r>
     </w:p>
     <w:p>
@@ -1609,15 +1611,19 @@
           <w:ilvl w:val="0"/>
           <w:numId w:val="1"/>
         </w:numPr>
-        <w:rPr>
-          <w:rFonts w:cs="Arial"/>
-        </w:rPr>
-      </w:pPr>
-      <w:r>
-        <w:rPr>
-          <w:rFonts w:cs="Arial"/>
-        </w:rPr>
-        <w:t>Xing M. Molecular pathogenesis and mechanisms of thyroid cancer. Nat Rev Cancer. 2013;13:184–199.</w:t>
+        <w:spacing w:line="360" w:lineRule="auto"/>
+        <w:rPr>
+          <w:rFonts w:cs="Arial"/>
+        </w:rPr>
+      </w:pPr>
+      <w:r>
+        <w:rPr>
+          <w:rFonts w:ascii="Times New Roman" w:hAnsi="Times New Roman" w:eastAsia="Times New Roman"/>
+          <w:b w:val="0"/>
+          <w:color w:val="FF69B4"/>
+          <w:sz w:val="22"/>
+        </w:rPr>
+        <w:t>Wang SJ, Wang XH, Dai YY, Ma MH, Rahman K, Nian H, Zhang H. Prunella vulgaris: a comprehensive review of chemical constituents, pharmacological effects and clinical applications. Curr Pharm Des. 2019;25(3):359–369. doi:10.2174/1381612825666190313121608</w:t>
       </w:r>
     </w:p>
     <w:p>
@@ -1634,8 +1640,9 @@
       <w:r>
         <w:rPr>
           <w:rFonts w:cs="Arial"/>
-        </w:rPr>
-        <w:t>Ma W, Liu Y, Zhang W. Research on TCM syndrome differentiation in colorectal cancer and clinical laboratory indicators. Evidence-Based Complementary and Alternative Medicine. 2024;2024:1–12.</w:t>
+          <w:color w:val="FF69B4"/>
+        </w:rPr>
+        <w:t>Nile SH, Kim DH, Keum YS, et al. Fritillaria thunbergii Miq. (Zhe Beimu): A review on its traditional uses, phytochemical profile and pharmacological properties. Food Chem Toxicol. 2021;153:112306. doi:10.1016/j.fct.2021.112306</w:t>
       </w:r>
     </w:p>
     <w:p>
@@ -1652,8 +1659,9 @@
       <w:r>
         <w:rPr>
           <w:rFonts w:cs="Arial"/>
-        </w:rPr>
-        <w:t>Chen R, Wang L, Li M. Resilience in Chinese spouses of patients with advanced cancer: A longitudinal exploration. Cancer Nursing. 2024;47(1):E9–E17.</w:t>
+          <w:color w:val="FF69B4"/>
+        </w:rPr>
+        <w:t>Wang GQ, Liu W, Huang F. Exploring the mechanism of Zhebeimu-Xiakucao drug pair on thyroid nodules based on network pharmacology and molecular docking. Henan Tradit Chin Med. 2023;43(10):1526-1533</w:t>
       </w:r>
     </w:p>
     <w:p>
@@ -1672,7 +1680,7 @@
           <w:rFonts w:cs="Arial"/>
           <w:color w:val="FF69B4"/>
         </w:rPr>
-        <w:t>Xu JS, Zhao X, Zhou B, et al. Study on medication rules of TCM in treatment of thyroid nodules based on real-world data analysis. J Clin Med Pract. 2024;28(4):28-33. doi:10.7619/jcmp.202404005</w:t>
+        <w:t>Ru J, Li P, Wang J, Zhou W, Li B, Huang C, et al. TCMSP: a database of systems pharmacology for drug discovery from herbal medicines. J Cheminform. 2014;6:13. doi:10.1186/1758-2946-6-13</w:t>
       </w:r>
     </w:p>
     <w:p>
@@ -1689,8 +1697,9 @@
       <w:r>
         <w:rPr>
           <w:rFonts w:cs="Arial"/>
-        </w:rPr>
-        <w:t>Sun Y, Liang W, Gan X. Research progress on chemical composition and pharmacological effects of prunella vulgaris. Chinese Journal of Organic Chemistry. 2024;44(1):1–15.</w:t>
+          <w:color w:val="FF69B4"/>
+        </w:rPr>
+        <w:t>Kim S, Chen J, Cheng T, Gindulyte A, He J, He S, et al. PubChem 2023 update. Nucleic Acids Res. 2023;51(D1):D1373-D1380. doi:10.1093/nar/gkac956</w:t>
       </w:r>
     </w:p>
     <w:p>
@@ -1709,7 +1718,7 @@
           <w:rFonts w:cs="Arial"/>
           <w:color w:val="FF69B4"/>
         </w:rPr>
-        <w:t>Nile SH, Kim DH, Keum YS, et al. Fritillaria thunbergii Miq. (Zhe Beimu): A review on its traditional uses, phytochemical profile and pharmacological properties. Food Chem Toxicol. 2021;153:112306. doi:10.1016/j.fct.2021.112306</w:t>
+        <w:t>Gilson MK, Liu T, Baitaluk M, Nicola G, Hwang L, Chong J. BindingDB in 2015: A public database for medicinal chemistry, computational chemistry and systems pharmacology. Nucleic Acids Res. 2016;44(D1):D1045-D1053. doi:10.1093/nar/gkv1072</w:t>
       </w:r>
     </w:p>
     <w:p>
@@ -1728,19 +1737,7 @@
           <w:rFonts w:cs="Arial"/>
           <w:color w:val="FF69B4"/>
         </w:rPr>
-        <w:t>Nile SH, Kim DH, Keum YS, et al. Fritillaria thunbergii Miq. (Zhe Beimu): A review on its traditional uses, phytochemical profile and pharmacological properties. Food Chem Toxicol. 2021;153:112306. doi:10.1016/j.fct.2021.112306</w:t>
-      </w:r>
-      <w:bookmarkStart w:id="5" w:name="_GoBack"/>
-      <w:r>
-        <w:rPr>
-          <w:rFonts w:cs="Arial"/>
-        </w:rPr>
-      </w:r>
-      <w:bookmarkEnd w:id="5"/>
-      <w:r>
-        <w:rPr>
-          <w:rFonts w:cs="Arial"/>
-        </w:rPr>
+        <w:t>Safran M, Dalah I, Alexander J, Rosen N, Iny Stein T, Shmoish M, et al. GeneCards Version 3: the human gene integrator. Database (Oxford). 2010;2010:baq020. doi:10.1093/database/baq020</w:t>
       </w:r>
     </w:p>
     <w:p>
@@ -1757,9 +1754,8 @@
       <w:r>
         <w:rPr>
           <w:rFonts w:cs="Arial"/>
-          <w:color w:val="FF69B4"/>
-        </w:rPr>
-        <w:t>Wang GQ, Liu W, Huang F. Exploring the mechanism of Zhebeimu-Xiakucao drug pair on thyroid nodules based on network pharmacology and molecular docking. Henan Tradit Chin Med. 2023;43(10):1526-1533</w:t>
+        </w:rPr>
+        <w:t>Yu G et al. cluster Profiler: An r package for comparing biological themes among gene clusters. OMICS: A Journal of Integrative Biology. 2012;16(5):284–287.</w:t>
       </w:r>
     </w:p>
     <w:p>
@@ -1777,7 +1773,7 @@
         <w:rPr>
           <w:rFonts w:cs="Arial"/>
         </w:rPr>
-        <w:t>Lv J, Pu C, Chen W. Cost effectiveness of definitive treatment strategies for autonomously functioning thyroid nodules. Clinical Endocrinology. 2024;100(1):39–47.</w:t>
+        <w:t>R Core Team. R: A language and environment for statistical computing. Vienna, Austria: R Foundation for Statistical Computing; 2024.</w:t>
       </w:r>
     </w:p>
     <w:p>
@@ -1794,8 +1790,9 @@
       <w:r>
         <w:rPr>
           <w:rFonts w:cs="Arial"/>
-        </w:rPr>
-        <w:t>Meng D, Zhang W, Liu Y. Plant-derived alkaloids as a potential source of treatment for colorectal cancer: A comprehensive review. Frontiers in Pharmacology. 2024;15:1–15.</w:t>
+          <w:color w:val="FF69B4"/>
+        </w:rPr>
+        <w:t>O'Boyle NM, Banck M, James CA, Morley C, Vandermeersch T, Hutchison GR. Open Babel: An open chemical toolbox. J Cheminform. 2011;3:33. doi:10.1186/1758-2946-3-33</w:t>
       </w:r>
     </w:p>
     <w:p>
@@ -1812,8 +1809,9 @@
       <w:r>
         <w:rPr>
           <w:rFonts w:cs="Arial"/>
-        </w:rPr>
-        <w:t>Deng J, Wang L, Zhang H, et al. Effects of sanjie xiaoying fang combined with levothyroxine in treatment of benign thyroid nodules: A clinical study. Evidence-Based Complementary and Alternative Medicine. 2024;2024:1–8.</w:t>
+          <w:color w:val="FF69B4"/>
+        </w:rPr>
+        <w:t>Burley SK, Bhikadiya C, Bi C, Bittrich S, Chen L, Crichlow GV, et al. RCSB Protein Data Bank: powerful new tools for exploring 3D structures of biological macromolecules for basic and applied research and education in fundamental biology, biomedicine, biotechnology, bioengineering and energy sciences. Nucleic Acids Res. 2021;49(D1):D437-D451. doi:10.1093/nar/gkaa1038</w:t>
       </w:r>
     </w:p>
     <w:p>
@@ -1830,9 +1828,8 @@
       <w:r>
         <w:rPr>
           <w:rFonts w:cs="Arial"/>
-          <w:color w:val="FF69B4"/>
-        </w:rPr>
-        <w:t>Ru J, Li P, Wang J, Zhou W, Li B, Huang C, et al. TCMSP: a database of systems pharmacology for drug discovery from herbal medicines. J Cheminform. 2014;6:13. doi:10.1186/1758-2946-6-13</w:t>
+        </w:rPr>
+        <w:t>Trott O, Olson A. Auto Dock vina: Improving the speed and accuracy of docking with a new scoring function, efficient optimization, and multithreading. Journal of Computational Chemistry. 2010;31(2):455–461.</w:t>
       </w:r>
     </w:p>
     <w:p>
@@ -1851,7 +1848,7 @@
           <w:rFonts w:cs="Arial"/>
           <w:color w:val="FF69B4"/>
         </w:rPr>
-        <w:t>Kim S, Chen J, Cheng T, Gindulyte A, He J, He S, et al. PubChem 2023 update. Nucleic Acids Res. 2023;51(D1):D1373-D1380. doi:10.1093/nar/gkac956</w:t>
+        <w:t>Heydarzadeh S, Kia SK, Zarkesh M, Pakizehkar S, Hosseinzadeh S, Hedayati M. The cross-talk between polyphenols and the target enzymes related to oxidative stress-induced thyroid cancer. Oxid Med Cell Longev. 2022;2022:2724324. doi:10.1155/2022/2724324</w:t>
       </w:r>
     </w:p>
     <w:p>
@@ -1870,7 +1867,7 @@
           <w:rFonts w:cs="Arial"/>
           <w:color w:val="FF69B4"/>
         </w:rPr>
-        <w:t>Gilson MK, Liu T, Baitaluk M, Nicola G, Hwang L, Chong J. BindingDB in 2015: A public database for medicinal chemistry, computational chemistry and systems pharmacology. Nucleic Acids Res. 2016;44(D1):D1045-D1053. doi:10.1093/nar/gkv1072</w:t>
+        <w:t>Cazarin J, Dupuy C, Pires de Carvalho D. Redox homeostasis in thyroid cancer: implications in Na+/I- symporter (NIS) regulation. Int J Mol Sci. 2022;23(11):6129. doi:10.3390/ijms23116129</w:t>
       </w:r>
     </w:p>
     <w:p>
@@ -1887,9 +1884,8 @@
       <w:r>
         <w:rPr>
           <w:rFonts w:cs="Arial"/>
-          <w:color w:val="FF69B4"/>
-        </w:rPr>
-        <w:t>Safran M, Dalah I, Alexander J, Rosen N, Iny Stein T, Shmoish M, et al. GeneCards Version 3: the human gene integrator. Database (Oxford). 2010;2010:baq020. doi:10.1093/database/baq020</w:t>
+        </w:rPr>
+        <w:t>Asghar MY, Magnusson M, Kemppainen K, et al. Transient receptor potential canonical 1 (TRPC1) channels as regulators of sphingolipid and VEGF receptor expression: Implications for thyroid cancer cell migration and proliferation. Journal of Biological Chemistry. 2015;290(26):16116–16131.</w:t>
       </w:r>
     </w:p>
     <w:p>
@@ -1907,7 +1903,7 @@
         <w:rPr>
           <w:rFonts w:cs="Arial"/>
         </w:rPr>
-        <w:t>Yu G et al. cluster Profiler: An r package for comparing biological themes among gene clusters. OMICS: A Journal of Integrative Biology. 2012;16(5):284–287.</w:t>
+        <w:t>Scarpellino G, Genova T, Munaron L. Calcium-permeable channels in tumor vascularization: Peculiar sensors of microenvironmental chemical and physical cues. Reviews of Physiology, Biochemistry and Pharmacology. 2020;178:1–49.</w:t>
       </w:r>
     </w:p>
     <w:p>
@@ -1925,7 +1921,7 @@
         <w:rPr>
           <w:rFonts w:cs="Arial"/>
         </w:rPr>
-        <w:t>R Core Team. R: A language and environment for statistical computing. Vienna, Austria: R Foundation for Statistical Computing; 2024.</w:t>
+        <w:t>Lu X, Wang Y, Chen W. Advances in research on thyroid cancer-related genes and their clinical significance. Shandong Medical Journal. 2020;60(2):108–111.</w:t>
       </w:r>
     </w:p>
     <w:p>
@@ -1944,7 +1940,7 @@
           <w:rFonts w:cs="Arial"/>
           <w:color w:val="FF69B4"/>
         </w:rPr>
-        <w:t>O'Boyle NM, Banck M, James CA, Morley C, Vandermeersch T, Hutchison GR. Open Babel: An open chemical toolbox. J Cheminform. 2011;3:33. doi:10.1186/1758-2946-3-33</w:t>
+        <w:t>More P, Syed MMK, Basu S. Nanoparticle-mediated mitochondrial damage induces apoptosis in cancer. ACS Appl Mater Interfaces. 2016;8(21):13253-13264. doi:10.1021/acsami.6b00263</w:t>
       </w:r>
     </w:p>
     <w:p>
@@ -1961,9 +1957,8 @@
       <w:r>
         <w:rPr>
           <w:rFonts w:cs="Arial"/>
-          <w:color w:val="FF69B4"/>
-        </w:rPr>
-        <w:t>Burley SK, Bhikadiya C, Bi C, Bittrich S, Chen L, Crichlow GV, et al. RCSB Protein Data Bank: powerful new tools for exploring 3D structures of biological macromolecules for basic and applied research and education in fundamental biology, biomedicine, biotechnology, bioengineering and energy sciences. Nucleic Acids Res. 2021;49(D1):D437-D451. doi:10.1093/nar/gkaa1038</w:t>
+        </w:rPr>
+        <w:t>Indra R, Pompach P, Vavrová K, et al. Identification of human enzymes oxidizing the anti-thyroid-cancer drug vandetanib and explanation of the high efficiency of cytochrome P450 3A4 in its oxidation. International Journal of Molecular Sciences. 2019;20(14):3392.</w:t>
       </w:r>
     </w:p>
     <w:p>
@@ -1981,7 +1976,7 @@
         <w:rPr>
           <w:rFonts w:cs="Arial"/>
         </w:rPr>
-        <w:t>Trott O, Olson A. Auto Dock vina: Improving the speed and accuracy of docking with a new scoring function, efficient optimization, and multithreading. Journal of Computational Chemistry. 2010;31(2):455–461.</w:t>
+        <w:t>Fujita I, Yamada T, Mori K, et al. Involvement of the parathyroid hormone-related protein on changes in CYP3A expression in cancer cachexia model rats. Molecular Pharmaceutics. 2024;21(1):178–186.</w:t>
       </w:r>
     </w:p>
     <w:p>
@@ -1999,7 +1994,7 @@
         <w:rPr>
           <w:rFonts w:cs="Arial"/>
         </w:rPr>
-        <w:t>Zhang Y et al. Visualization of enrichment results in GO and KEGG pathways using r packages. Bioinformatics. 2020;36(11):3435–3437.</w:t>
+        <w:t>Sastre-Perona A, Santisteban P. Role of the wnt pathway in thyroid cancer: Focus on β-catenin signaling and tumor progression. Frontiers in Endocrinology. 2024;15:1–15.</w:t>
       </w:r>
     </w:p>
     <w:p>
@@ -2017,7 +2012,7 @@
         <w:rPr>
           <w:rFonts w:cs="Arial"/>
         </w:rPr>
-        <w:t>Chen H et al. Data visualization in bioinformatics: A review of tools and methods. Briefings in Bioinformatics. 2021;22(6):2235–2250.</w:t>
+        <w:t>Renaud CO, Martin A, Dupuy C. Keap1/Nrf2 signaling: A new player in thyroid pathophysiology and cancer development. Frontiers in Endocrinology. 2024;15:510.</w:t>
       </w:r>
     </w:p>
     <w:p>
@@ -2034,257 +2029,94 @@
       <w:r>
         <w:rPr>
           <w:rFonts w:cs="Arial"/>
-          <w:color w:val="FF69B4"/>
-        </w:rPr>
-        <w:t>Heydarzadeh S, Kia SK, Zarkesh M, Pakizehkar S, Hosseinzadeh S, Hedayati M. The cross-talk between polyphenols and the target enzymes related to oxidative stress-induced thyroid cancer. Oxid Med Cell Longev. 2022;2022:2724324. doi:10.1155/2022/2724324</w:t>
-      </w:r>
-    </w:p>
-    <w:p>
-      <w:pPr>
-        <w:widowControl w:val="0"/>
+        </w:rPr>
+        <w:t>Zeballos MA, Santisteban P. Key signaling pathways in thyroid cancer: MAPK and PI3K cascades in tumor development. Journal of Endocrinology. 2024;235(2):R43–R61.</w:t>
+      </w:r>
+    </w:p>
+    <w:p>
+      <w:pPr>
+        <w:spacing w:line="360" w:lineRule="auto" w:after="120"/>
+        <w:jc w:val="left"/>
         <w:numPr>
           <w:ilvl w:val="0"/>
           <w:numId w:val="1"/>
         </w:numPr>
-        <w:rPr>
-          <w:rFonts w:cs="Arial"/>
-        </w:rPr>
-      </w:pPr>
-      <w:r>
-        <w:rPr>
-          <w:rFonts w:cs="Arial"/>
-          <w:color w:val="FF69B4"/>
-        </w:rPr>
-        <w:t>Cazarin J, Dupuy C, Pires de Carvalho D. Redox homeostasis in thyroid cancer: implications in Na+/I- symporter (NIS) regulation. Int J Mol Sci. 2022;23(11):6129. doi:10.3390/ijms23116129</w:t>
-      </w:r>
-    </w:p>
-    <w:p>
-      <w:pPr>
-        <w:widowControl w:val="0"/>
+      </w:pPr>
+      <w:r>
+        <w:rPr>
+          <w:rFonts w:ascii="Times New Roman" w:hAnsi="Times New Roman" w:eastAsia="Times New Roman"/>
+          <w:b w:val="0"/>
+          <w:color w:val="FF69B4"/>
+          <w:sz w:val="20"/>
+        </w:rPr>
+        <w:t>Bao X, Zhang Y, Zhang H, Xia L. Molecular mechanism of β-sitosterol and its derivatives in tumor progression. Front Oncol. 2022;12:926975. doi:10.3389/fonc.2022.926975</w:t>
+      </w:r>
+    </w:p>
+    <w:p>
+      <w:pPr>
+        <w:spacing w:line="360" w:lineRule="auto" w:after="120"/>
+        <w:jc w:val="left"/>
         <w:numPr>
           <w:ilvl w:val="0"/>
           <w:numId w:val="1"/>
         </w:numPr>
-        <w:rPr>
-          <w:rFonts w:cs="Arial"/>
-        </w:rPr>
-      </w:pPr>
-      <w:r>
-        <w:rPr>
-          <w:rFonts w:cs="Arial"/>
-        </w:rPr>
-        <w:t>Asghar MY, Magnusson M, Kemppainen K, et al. Transient receptor potential canonical 1 (TRPC1) channels as regulators of sphingolipid and VEGF receptor expression: Implications for thyroid cancer cell migration and proliferation. Journal of Biological Chemistry. 2015;290(26):16116–16131.</w:t>
-      </w:r>
-    </w:p>
-    <w:p>
-      <w:pPr>
-        <w:widowControl w:val="0"/>
+      </w:pPr>
+      <w:r>
+        <w:rPr>
+          <w:rFonts w:ascii="Times New Roman" w:hAnsi="Times New Roman" w:eastAsia="Times New Roman"/>
+          <w:b w:val="0"/>
+          <w:color w:val="FF69B4"/>
+          <w:sz w:val="20"/>
+        </w:rPr>
+        <w:t>Cao W, Yuan F, Liu T, Yin R. Network pharmacology analysis, molecular docking integrated experimental verification reveal β-sitosterol as the active anti-NSCLC ingredient of Polygonatum cyrtonema Hua by suppression of PI3K/Akt/HIF-1α signaling pathway. J Ethnopharmacol. 2024;328:117900. doi:10.1016/j.jep.2024.117900</w:t>
+      </w:r>
+    </w:p>
+    <w:p>
+      <w:pPr>
+        <w:spacing w:line="360" w:lineRule="auto" w:after="120"/>
+        <w:jc w:val="left"/>
         <w:numPr>
           <w:ilvl w:val="0"/>
           <w:numId w:val="1"/>
         </w:numPr>
-        <w:rPr>
-          <w:rFonts w:cs="Arial"/>
-        </w:rPr>
-      </w:pPr>
-      <w:r>
-        <w:rPr>
-          <w:rFonts w:cs="Arial"/>
-        </w:rPr>
-        <w:t>Scarpellino G, Genova T, Munaron L. Calcium-permeable channels in tumor vascularization: Peculiar sensors of microenvironmental chemical and physical cues. Reviews of Physiology, Biochemistry and Pharmacology. 2020;178:1–49.</w:t>
-      </w:r>
-    </w:p>
-    <w:p>
-      <w:pPr>
-        <w:widowControl w:val="0"/>
+      </w:pPr>
+      <w:r>
+        <w:rPr>
+          <w:rFonts w:ascii="Times New Roman" w:hAnsi="Times New Roman" w:eastAsia="Times New Roman"/>
+          <w:b w:val="0"/>
+          <w:color w:val="FF69B4"/>
+          <w:sz w:val="20"/>
+        </w:rPr>
+        <w:t>Chen Y, Jiang B, Qu C, Jiang C, Zhang C, Wang Y, et al. Bioactive components in Prunella vulgaris for treating Hashimoto's disease via regulation of innate immune response in human thyrocytes. Heliyon. 2024;10(16):e36103. doi:10.1016/j.heliyon.2024.e36103</w:t>
+      </w:r>
+    </w:p>
+    <w:p>
+      <w:pPr>
+        <w:spacing w:line="360" w:lineRule="auto" w:after="120"/>
+        <w:jc w:val="left"/>
         <w:numPr>
           <w:ilvl w:val="0"/>
           <w:numId w:val="1"/>
         </w:numPr>
-        <w:rPr>
-          <w:rFonts w:cs="Arial"/>
-        </w:rPr>
-      </w:pPr>
-      <w:r>
-        <w:rPr>
-          <w:rFonts w:cs="Arial"/>
-        </w:rPr>
-        <w:t>Lu X, Wang Y, Chen W. Advances in research on thyroid cancer-related genes and their clinical significance. Shandong Medical Journal. 2020;60(2):108–111.</w:t>
-      </w:r>
-    </w:p>
-    <w:p>
-      <w:pPr>
-        <w:widowControl w:val="0"/>
+      </w:pPr>
+      <w:r>
+        <w:rPr>
+          <w:rFonts w:ascii="Times New Roman" w:hAnsi="Times New Roman" w:eastAsia="Times New Roman"/>
+          <w:b w:val="0"/>
+          <w:color w:val="FF69B4"/>
+          <w:sz w:val="20"/>
+        </w:rPr>
+        <w:t>Moon DO, Lee KJ, Choi YH, Kim SN, Kim GY. Beta-sitosterol-induced-apoptosis is mediated by the activation of ERK and the downregulation of Akt in MCA-102 murine fibrosarcoma cells. Int Immunopharmacol. 2007;7(8):1044-1053. doi:10.1016/j.intimp.2007.03.013</w:t>
+      </w:r>
+    </w:p>
+    <w:p>
+      <w:pPr>
+        <w:spacing w:line="360" w:lineRule="auto" w:after="120"/>
+        <w:jc w:val="left"/>
         <w:numPr>
           <w:ilvl w:val="0"/>
           <w:numId w:val="1"/>
         </w:numPr>
-        <w:rPr>
-          <w:rFonts w:cs="Arial"/>
-        </w:rPr>
-      </w:pPr>
-      <w:r>
-        <w:rPr>
-          <w:rFonts w:cs="Arial"/>
-          <w:color w:val="FF69B4"/>
-        </w:rPr>
-        <w:t>More P, Syed MMK, Basu S. Nanoparticle-mediated mitochondrial damage induces apoptosis in cancer. ACS Appl Mater Interfaces. 2016;8(21):13253-13264. doi:10.1021/acsami.6b00263</w:t>
-      </w:r>
-    </w:p>
-    <w:p>
-      <w:pPr>
-        <w:widowControl w:val="0"/>
-        <w:numPr>
-          <w:ilvl w:val="0"/>
-          <w:numId w:val="1"/>
-        </w:numPr>
-        <w:rPr>
-          <w:rFonts w:cs="Arial"/>
-        </w:rPr>
-      </w:pPr>
-      <w:r>
-        <w:rPr>
-          <w:rFonts w:cs="Arial"/>
-        </w:rPr>
-        <w:t>Indra R, Pompach P, Vavrová K, et al. Identification of human enzymes oxidizing the anti-thyroid-cancer drug vandetanib and explanation of the high efficiency of cytochrome P450 3A4 in its oxidation. International Journal of Molecular Sciences. 2019;20(14):3392.</w:t>
-      </w:r>
-    </w:p>
-    <w:p>
-      <w:pPr>
-        <w:widowControl w:val="0"/>
-        <w:numPr>
-          <w:ilvl w:val="0"/>
-          <w:numId w:val="1"/>
-        </w:numPr>
-        <w:rPr>
-          <w:rFonts w:cs="Arial"/>
-        </w:rPr>
-      </w:pPr>
-      <w:r>
-        <w:rPr>
-          <w:rFonts w:cs="Arial"/>
-        </w:rPr>
-        <w:t>Fujita I, Yamada T, Mori K, et al. Involvement of the parathyroid hormone-related protein on changes in CYP3A expression in cancer cachexia model rats. Molecular Pharmaceutics. 2024;21(1):178–186.</w:t>
-      </w:r>
-    </w:p>
-    <w:p>
-      <w:pPr>
-        <w:widowControl w:val="0"/>
-        <w:numPr>
-          <w:ilvl w:val="0"/>
-          <w:numId w:val="1"/>
-        </w:numPr>
-        <w:rPr>
-          <w:rFonts w:cs="Arial"/>
-        </w:rPr>
-      </w:pPr>
-      <w:r>
-        <w:rPr>
-          <w:rFonts w:cs="Arial"/>
-        </w:rPr>
-        <w:t>Sastre-Perona A, Santisteban P. Role of the wnt pathway in thyroid cancer: Focus on β-catenin signaling and tumor progression. Frontiers in Endocrinology. 2024;15:1–15.</w:t>
-      </w:r>
-    </w:p>
-    <w:p>
-      <w:pPr>
-        <w:widowControl w:val="0"/>
-        <w:numPr>
-          <w:ilvl w:val="0"/>
-          <w:numId w:val="1"/>
-        </w:numPr>
-        <w:rPr>
-          <w:rFonts w:cs="Arial"/>
-        </w:rPr>
-      </w:pPr>
-      <w:r>
-        <w:rPr>
-          <w:rFonts w:cs="Arial"/>
-        </w:rPr>
-        <w:t>Renaud CO, Martin A, Dupuy C. Keap1/Nrf2 signaling: A new player in thyroid pathophysiology and cancer development. Frontiers in Endocrinology. 2024;15:510.</w:t>
-      </w:r>
-    </w:p>
-    <w:p>
-      <w:pPr>
-        <w:widowControl w:val="0"/>
-        <w:numPr>
-          <w:ilvl w:val="0"/>
-          <w:numId w:val="1"/>
-        </w:numPr>
-        <w:rPr>
-          <w:rFonts w:cs="Arial"/>
-        </w:rPr>
-      </w:pPr>
-      <w:r>
-        <w:rPr>
-          <w:rFonts w:cs="Arial"/>
-        </w:rPr>
-        <w:t>Zeballos MA, Santisteban P. Key signaling pathways in thyroid cancer: MAPK and PI3K cascades in tumor development. Journal of Endocrinology. 2024;235(2):R43–R61.</w:t>
-      </w:r>
-    </w:p>
-    <w:p>
-      <w:pPr>
-        <w:spacing w:line="360" w:lineRule="auto" w:after="120"/>
-        <w:jc w:val="left"/>
-      </w:pPr>
-      <w:r>
-        <w:rPr>
-          <w:rFonts w:ascii="Times New Roman" w:hAnsi="Times New Roman" w:eastAsia="Times New Roman"/>
-          <w:b w:val="0"/>
-          <w:color w:val="FF69B4"/>
-          <w:sz w:val="20"/>
-        </w:rPr>
-        <w:t>Bao X, Zhang Y, Zhang H, Xia L. Molecular mechanism of β-sitosterol and its derivatives in tumor progression. Front Oncol. 2022;12:926975. doi:10.3389/fonc.2022.926975</w:t>
-      </w:r>
-    </w:p>
-    <w:p>
-      <w:pPr>
-        <w:spacing w:line="360" w:lineRule="auto" w:after="120"/>
-        <w:jc w:val="left"/>
-      </w:pPr>
-      <w:r>
-        <w:rPr>
-          <w:rFonts w:ascii="Times New Roman" w:hAnsi="Times New Roman" w:eastAsia="Times New Roman"/>
-          <w:b w:val="0"/>
-          <w:color w:val="FF69B4"/>
-          <w:sz w:val="20"/>
-        </w:rPr>
-        <w:t>Cao W, Yuan F, Liu T, Yin R. Network pharmacology analysis, molecular docking integrated experimental verification reveal β-sitosterol as the active anti-NSCLC ingredient of Polygonatum cyrtonema Hua by suppression of PI3K/Akt/HIF-1α signaling pathway. J Ethnopharmacol. 2024;328:117900. doi:10.1016/j.jep.2024.117900</w:t>
-      </w:r>
-    </w:p>
-    <w:p>
-      <w:pPr>
-        <w:spacing w:line="360" w:lineRule="auto" w:after="120"/>
-        <w:jc w:val="left"/>
-      </w:pPr>
-      <w:r>
-        <w:rPr>
-          <w:rFonts w:ascii="Times New Roman" w:hAnsi="Times New Roman" w:eastAsia="Times New Roman"/>
-          <w:b w:val="0"/>
-          <w:color w:val="FF69B4"/>
-          <w:sz w:val="20"/>
-        </w:rPr>
-        <w:t>Chen Y, Jiang B, Qu C, Jiang C, Zhang C, Wang Y, et al. Bioactive components in Prunella vulgaris for treating Hashimoto's disease via regulation of innate immune response in human thyrocytes. Heliyon. 2024;10(16):e36103. doi:10.1016/j.heliyon.2024.e36103</w:t>
-      </w:r>
-    </w:p>
-    <w:p>
-      <w:pPr>
-        <w:spacing w:line="360" w:lineRule="auto" w:after="120"/>
-        <w:jc w:val="left"/>
-      </w:pPr>
-      <w:r>
-        <w:rPr>
-          <w:rFonts w:ascii="Times New Roman" w:hAnsi="Times New Roman" w:eastAsia="Times New Roman"/>
-          <w:b w:val="0"/>
-          <w:color w:val="FF69B4"/>
-          <w:sz w:val="20"/>
-        </w:rPr>
-        <w:t>Moon DO, Lee KJ, Choi YH, Kim SN, Kim GY. Beta-sitosterol-induced-apoptosis is mediated by the activation of ERK and the downregulation of Akt in MCA-102 murine fibrosarcoma cells. Int Immunopharmacol. 2007;7(8):1044-1053. doi:10.1016/j.intimp.2007.03.013</w:t>
-      </w:r>
-    </w:p>
-    <w:p>
-      <w:pPr>
-        <w:spacing w:line="360" w:lineRule="auto" w:after="120"/>
-        <w:jc w:val="left"/>
       </w:pPr>
       <w:r>
         <w:rPr>
